--- a/dev/checklists/kg_operation/校本幼稚園營運政策文件要求清單_DRAFT.docx
+++ b/dev/checklists/kg_operation/校本幼稚園營運政策文件要求清單_DRAFT.docx
@@ -241,7 +241,7 @@
             </w:tcMar>
           </w:tcPr>
           <w:p>
-            <w:hyperlink w:history="1" r:id="rIdljco7gzjbeqoicwm4k9o5">
+            <w:hyperlink w:history="1" r:id="rId_znx2j4eajzlhw7smwzno">
               <w:r>
                 <w:rPr>
                   <w:rStyle w:val="Hyperlink"/>
@@ -327,7 +327,7 @@
             </w:tcMar>
           </w:tcPr>
           <w:p>
-            <w:hyperlink w:history="1" r:id="rIdtgeee5pun3u33gyogwzld">
+            <w:hyperlink w:history="1" r:id="rId2t51reuivjlr8ajmnbpwc">
               <w:r>
                 <w:rPr>
                   <w:rStyle w:val="Hyperlink"/>
@@ -2207,7 +2207,7 @@
         </w:rPr>
         <w:t xml:space="preserve">出處：</w:t>
       </w:r>
-      <w:hyperlink w:history="1" r:id="rId1i9gukv5wknovfcxgnldq">
+      <w:hyperlink w:history="1" r:id="rId4reblli7cennwtizxy8tt">
         <w:r>
           <w:rPr>
             <w:rStyle w:val="Hyperlink"/>
@@ -2283,7 +2283,7 @@
         </w:rPr>
         <w:t xml:space="preserve">出處：</w:t>
       </w:r>
-      <w:hyperlink w:history="1" r:id="rId4q9pejmavo5tyv7em1imt">
+      <w:hyperlink w:history="1" r:id="rId8lfpxsbmopjrvykz9otom">
         <w:r>
           <w:rPr>
             <w:rStyle w:val="Hyperlink"/>
@@ -2359,7 +2359,7 @@
         </w:rPr>
         <w:t xml:space="preserve">出處：</w:t>
       </w:r>
-      <w:hyperlink w:history="1" r:id="rIds8ofkqgt4hwfebyddu7rc">
+      <w:hyperlink w:history="1" r:id="rIdppop5zcqjr6di_x31cpr9">
         <w:r>
           <w:rPr>
             <w:rStyle w:val="Hyperlink"/>
@@ -2435,7 +2435,7 @@
         </w:rPr>
         <w:t xml:space="preserve">出處：</w:t>
       </w:r>
-      <w:hyperlink w:history="1" r:id="rIdlgocj_5axzjjmuj_xlxh8">
+      <w:hyperlink w:history="1" r:id="rIdahq2immpunybb4ptwtmip">
         <w:r>
           <w:rPr>
             <w:rStyle w:val="Hyperlink"/>
@@ -2511,7 +2511,7 @@
         </w:rPr>
         <w:t xml:space="preserve">出處：</w:t>
       </w:r>
-      <w:hyperlink w:history="1" r:id="rIdgnhsfm3b1qjbwvvvovtpj">
+      <w:hyperlink w:history="1" r:id="rIdr_hvkkagbnneu6nv8-ufk">
         <w:r>
           <w:rPr>
             <w:rStyle w:val="Hyperlink"/>
@@ -2587,7 +2587,7 @@
         </w:rPr>
         <w:t xml:space="preserve">出處：</w:t>
       </w:r>
-      <w:hyperlink w:history="1" r:id="rIdnqzkkh6saiojwudkicjho">
+      <w:hyperlink w:history="1" r:id="rIdjexivngkzhto8ucsxdkqb">
         <w:r>
           <w:rPr>
             <w:rStyle w:val="Hyperlink"/>
@@ -2663,7 +2663,7 @@
         </w:rPr>
         <w:t xml:space="preserve">出處：</w:t>
       </w:r>
-      <w:hyperlink w:history="1" r:id="rIdihvrwmk9tfwav_u_6asr5">
+      <w:hyperlink w:history="1" r:id="rIdxlotwxb1k-cyzbofatj6_">
         <w:r>
           <w:rPr>
             <w:rStyle w:val="Hyperlink"/>
@@ -2739,7 +2739,7 @@
         </w:rPr>
         <w:t xml:space="preserve">出處：</w:t>
       </w:r>
-      <w:hyperlink w:history="1" r:id="rIdlmwttqrexrlqhm0_e8xcs">
+      <w:hyperlink w:history="1" r:id="rIdfzteexerlgbi2cw00gfjc">
         <w:r>
           <w:rPr>
             <w:rStyle w:val="Hyperlink"/>
@@ -2815,7 +2815,7 @@
         </w:rPr>
         <w:t xml:space="preserve">出處：</w:t>
       </w:r>
-      <w:hyperlink w:history="1" r:id="rIdu4tyubaqnybnvw9cxfn9n">
+      <w:hyperlink w:history="1" r:id="rId4fkrs2hucdn2ocmlyy6gn">
         <w:r>
           <w:rPr>
             <w:rStyle w:val="Hyperlink"/>
@@ -2891,7 +2891,7 @@
         </w:rPr>
         <w:t xml:space="preserve">出處：</w:t>
       </w:r>
-      <w:hyperlink w:history="1" r:id="rIdqpjkq1gwepdb5gpeweduh">
+      <w:hyperlink w:history="1" r:id="rIdng9zy07dpozf6ese6kq7i">
         <w:r>
           <w:rPr>
             <w:rStyle w:val="Hyperlink"/>
@@ -2967,7 +2967,7 @@
         </w:rPr>
         <w:t xml:space="preserve">出處：</w:t>
       </w:r>
-      <w:hyperlink w:history="1" r:id="rIdyifrlljbohhzuizmz219b">
+      <w:hyperlink w:history="1" r:id="rIdokbhb95dv2mamkq2r5hgj">
         <w:r>
           <w:rPr>
             <w:rStyle w:val="Hyperlink"/>
@@ -3043,7 +3043,7 @@
         </w:rPr>
         <w:t xml:space="preserve">出處：</w:t>
       </w:r>
-      <w:hyperlink w:history="1" r:id="rIdm7o-8or5s_ho8dhrhirlc">
+      <w:hyperlink w:history="1" r:id="rId5jzippgirar7jstlxn6st">
         <w:r>
           <w:rPr>
             <w:rStyle w:val="Hyperlink"/>
@@ -3119,7 +3119,7 @@
         </w:rPr>
         <w:t xml:space="preserve">出處：</w:t>
       </w:r>
-      <w:hyperlink w:history="1" r:id="rIduycv_dpyah41xp69h7wpg">
+      <w:hyperlink w:history="1" r:id="rId50wxkulihjipg_q9v0g-n">
         <w:r>
           <w:rPr>
             <w:rStyle w:val="Hyperlink"/>
@@ -3195,7 +3195,7 @@
         </w:rPr>
         <w:t xml:space="preserve">出處：</w:t>
       </w:r>
-      <w:hyperlink w:history="1" r:id="rIdgsjja_qdvztjktd65ktd2">
+      <w:hyperlink w:history="1" r:id="rIdbnaojorp1qjpjzlsjudsx">
         <w:r>
           <w:rPr>
             <w:rStyle w:val="Hyperlink"/>
@@ -3271,7 +3271,7 @@
         </w:rPr>
         <w:t xml:space="preserve">出處：</w:t>
       </w:r>
-      <w:hyperlink w:history="1" r:id="rIdcekqeo0wegy6ywoc3jy9j">
+      <w:hyperlink w:history="1" r:id="rIdpnbnx236vxyfzdcp-1xfu">
         <w:r>
           <w:rPr>
             <w:rStyle w:val="Hyperlink"/>
@@ -3347,7 +3347,7 @@
         </w:rPr>
         <w:t xml:space="preserve">出處：</w:t>
       </w:r>
-      <w:hyperlink w:history="1" r:id="rIdoyoq91jmk98mq8ps4faho">
+      <w:hyperlink w:history="1" r:id="rIdoii1gl9gois6mb5nb2syu">
         <w:r>
           <w:rPr>
             <w:rStyle w:val="Hyperlink"/>
@@ -3439,7 +3439,7 @@
         </w:rPr>
         <w:t xml:space="preserve">出處：</w:t>
       </w:r>
-      <w:hyperlink w:history="1" r:id="rIdmxaghksv8fozklsbpqrqo">
+      <w:hyperlink w:history="1" r:id="rId3y9bjvdmtksxh0njdqtzp">
         <w:r>
           <w:rPr>
             <w:rStyle w:val="Hyperlink"/>
@@ -3515,7 +3515,7 @@
         </w:rPr>
         <w:t xml:space="preserve">出處：</w:t>
       </w:r>
-      <w:hyperlink w:history="1" r:id="rIdyklsw-inxs2tmelpbyo2q">
+      <w:hyperlink w:history="1" r:id="rIdhhqyp1y53_gumntgwarhy">
         <w:r>
           <w:rPr>
             <w:rStyle w:val="Hyperlink"/>
@@ -3591,7 +3591,7 @@
         </w:rPr>
         <w:t xml:space="preserve">出處：</w:t>
       </w:r>
-      <w:hyperlink w:history="1" r:id="rIdyfaobdtw5yw_qrcqtibnm">
+      <w:hyperlink w:history="1" r:id="rIdzylayetqyl1wab7xgbg_m">
         <w:r>
           <w:rPr>
             <w:rStyle w:val="Hyperlink"/>
@@ -3667,7 +3667,7 @@
         </w:rPr>
         <w:t xml:space="preserve">出處：</w:t>
       </w:r>
-      <w:hyperlink w:history="1" r:id="rIduvdghd3jyuflgknxtcqol">
+      <w:hyperlink w:history="1" r:id="rIdklwd-39tnriptmqejwvmm">
         <w:r>
           <w:rPr>
             <w:rStyle w:val="Hyperlink"/>
@@ -3743,7 +3743,7 @@
         </w:rPr>
         <w:t xml:space="preserve">出處：</w:t>
       </w:r>
-      <w:hyperlink w:history="1" r:id="rIdtgupt5n6hguaua8dwhayw">
+      <w:hyperlink w:history="1" r:id="rId-mfnnirm56y8ckca1tt1d">
         <w:r>
           <w:rPr>
             <w:rStyle w:val="Hyperlink"/>
@@ -3819,7 +3819,7 @@
         </w:rPr>
         <w:t xml:space="preserve">出處：</w:t>
       </w:r>
-      <w:hyperlink w:history="1" r:id="rIdtzcig_cm3w6mv4ojumhhe">
+      <w:hyperlink w:history="1" r:id="rIdmva03ykvkq0gk2b7dg_1j">
         <w:r>
           <w:rPr>
             <w:rStyle w:val="Hyperlink"/>
@@ -3895,7 +3895,7 @@
         </w:rPr>
         <w:t xml:space="preserve">出處：</w:t>
       </w:r>
-      <w:hyperlink w:history="1" r:id="rIdsb7pnn6n0e0tdknx6fcvi">
+      <w:hyperlink w:history="1" r:id="rId9kchxsy1i8yktc3js2qip">
         <w:r>
           <w:rPr>
             <w:rStyle w:val="Hyperlink"/>
@@ -3971,7 +3971,7 @@
         </w:rPr>
         <w:t xml:space="preserve">出處：</w:t>
       </w:r>
-      <w:hyperlink w:history="1" r:id="rIdx6o46ohu2v7uodovkt2td">
+      <w:hyperlink w:history="1" r:id="rIdf0ndr3q8tnutu3co1_dx2">
         <w:r>
           <w:rPr>
             <w:rStyle w:val="Hyperlink"/>
@@ -4047,7 +4047,7 @@
         </w:rPr>
         <w:t xml:space="preserve">出處：</w:t>
       </w:r>
-      <w:hyperlink w:history="1" r:id="rIds30fvxfljn-lqj-dto9dm">
+      <w:hyperlink w:history="1" r:id="rIdv_1csnre9_zo_txroq1r0">
         <w:r>
           <w:rPr>
             <w:rStyle w:val="Hyperlink"/>
@@ -4123,7 +4123,7 @@
         </w:rPr>
         <w:t xml:space="preserve">出處：</w:t>
       </w:r>
-      <w:hyperlink w:history="1" r:id="rIdhr2_opmf0wt7t_1k8ypsr">
+      <w:hyperlink w:history="1" r:id="rId_ylxuqsuyhjrjz1yq5_mh">
         <w:r>
           <w:rPr>
             <w:rStyle w:val="Hyperlink"/>
@@ -4199,7 +4199,7 @@
         </w:rPr>
         <w:t xml:space="preserve">出處：</w:t>
       </w:r>
-      <w:hyperlink w:history="1" r:id="rIdf5lh4_l4qfj5lljkhsl7a">
+      <w:hyperlink w:history="1" r:id="rIdrlu1q428cbnmm54zc2knh">
         <w:r>
           <w:rPr>
             <w:rStyle w:val="Hyperlink"/>
@@ -4275,7 +4275,7 @@
         </w:rPr>
         <w:t xml:space="preserve">出處：</w:t>
       </w:r>
-      <w:hyperlink w:history="1" r:id="rIdkgkh_zaezwxmeotkodibo">
+      <w:hyperlink w:history="1" r:id="rIdfrteccdwfwmvfne41pssk">
         <w:r>
           <w:rPr>
             <w:rStyle w:val="Hyperlink"/>
@@ -4351,7 +4351,7 @@
         </w:rPr>
         <w:t xml:space="preserve">出處：</w:t>
       </w:r>
-      <w:hyperlink w:history="1" r:id="rIdtht1audhtltjsznapf5x3">
+      <w:hyperlink w:history="1" r:id="rIdyuahbpda2z9ertqqamnfm">
         <w:r>
           <w:rPr>
             <w:rStyle w:val="Hyperlink"/>
@@ -4427,7 +4427,7 @@
         </w:rPr>
         <w:t xml:space="preserve">出處：</w:t>
       </w:r>
-      <w:hyperlink w:history="1" r:id="rIdogp2oazz2adqtjxzxcuok">
+      <w:hyperlink w:history="1" r:id="rId3gfxav3fuftjxh523xjn4">
         <w:r>
           <w:rPr>
             <w:rStyle w:val="Hyperlink"/>
@@ -4503,7 +4503,7 @@
         </w:rPr>
         <w:t xml:space="preserve">出處：</w:t>
       </w:r>
-      <w:hyperlink w:history="1" r:id="rIddzitsqhp0gqw2vwknw9r2">
+      <w:hyperlink w:history="1" r:id="rIdpj514h72c9ofwmsz9noj-">
         <w:r>
           <w:rPr>
             <w:rStyle w:val="Hyperlink"/>
@@ -4579,7 +4579,7 @@
         </w:rPr>
         <w:t xml:space="preserve">出處：</w:t>
       </w:r>
-      <w:hyperlink w:history="1" r:id="rId5mgsdberbkspveaegnd9f">
+      <w:hyperlink w:history="1" r:id="rIdqyphkxzrbkc909cv87sal">
         <w:r>
           <w:rPr>
             <w:rStyle w:val="Hyperlink"/>
@@ -4655,7 +4655,7 @@
         </w:rPr>
         <w:t xml:space="preserve">出處：</w:t>
       </w:r>
-      <w:hyperlink w:history="1" r:id="rIdhqvfmmeftvd_tgauddgqt">
+      <w:hyperlink w:history="1" r:id="rIdwlxqmbuurhusxjxa1q4iq">
         <w:r>
           <w:rPr>
             <w:rStyle w:val="Hyperlink"/>
@@ -4731,7 +4731,7 @@
         </w:rPr>
         <w:t xml:space="preserve">出處：</w:t>
       </w:r>
-      <w:hyperlink w:history="1" r:id="rIds7u1ykobhlkxtkijpki13">
+      <w:hyperlink w:history="1" r:id="rIdop2gsvvwmabyuanlip34y">
         <w:r>
           <w:rPr>
             <w:rStyle w:val="Hyperlink"/>
@@ -4807,7 +4807,7 @@
         </w:rPr>
         <w:t xml:space="preserve">出處：</w:t>
       </w:r>
-      <w:hyperlink w:history="1" r:id="rIdp50akxrk-dnhc3twlpto6">
+      <w:hyperlink w:history="1" r:id="rIdqghbqhwfq1ctfqqugkseq">
         <w:r>
           <w:rPr>
             <w:rStyle w:val="Hyperlink"/>
@@ -4899,7 +4899,7 @@
         </w:rPr>
         <w:t xml:space="preserve">出處：</w:t>
       </w:r>
-      <w:hyperlink w:history="1" r:id="rIdp5afdvwouvr9vp6vhcxwq">
+      <w:hyperlink w:history="1" r:id="rIdpqtord1hdcdgpggrqbkq7">
         <w:r>
           <w:rPr>
             <w:rStyle w:val="Hyperlink"/>
@@ -4975,7 +4975,7 @@
         </w:rPr>
         <w:t xml:space="preserve">出處：</w:t>
       </w:r>
-      <w:hyperlink w:history="1" r:id="rIdxeqlqqe5c1ycfat931wyu">
+      <w:hyperlink w:history="1" r:id="rIdlrvltqid_kimozcymcnvr">
         <w:r>
           <w:rPr>
             <w:rStyle w:val="Hyperlink"/>
@@ -5051,7 +5051,7 @@
         </w:rPr>
         <w:t xml:space="preserve">出處：</w:t>
       </w:r>
-      <w:hyperlink w:history="1" r:id="rIdl4lskfdj6326gzchpuo-6">
+      <w:hyperlink w:history="1" r:id="rIdk-k3agqosyaz217jno5xk">
         <w:r>
           <w:rPr>
             <w:rStyle w:val="Hyperlink"/>
@@ -5127,7 +5127,7 @@
         </w:rPr>
         <w:t xml:space="preserve">出處：</w:t>
       </w:r>
-      <w:hyperlink w:history="1" r:id="rIdzytwvi3h99osjep6f71pe">
+      <w:hyperlink w:history="1" r:id="rId9p4shyvqgnpbp8wllg5w9">
         <w:r>
           <w:rPr>
             <w:rStyle w:val="Hyperlink"/>
@@ -5203,7 +5203,7 @@
         </w:rPr>
         <w:t xml:space="preserve">出處：</w:t>
       </w:r>
-      <w:hyperlink w:history="1" r:id="rIdjsappotsfausga_vicw3y">
+      <w:hyperlink w:history="1" r:id="rIdpd9uvznuav33vmgdlztwq">
         <w:r>
           <w:rPr>
             <w:rStyle w:val="Hyperlink"/>
@@ -5279,7 +5279,7 @@
         </w:rPr>
         <w:t xml:space="preserve">出處：</w:t>
       </w:r>
-      <w:hyperlink w:history="1" r:id="rIdksvqphgaurhl9romadt9k">
+      <w:hyperlink w:history="1" r:id="rId3kisxp_wcyiwnm3toqzhu">
         <w:r>
           <w:rPr>
             <w:rStyle w:val="Hyperlink"/>
@@ -5355,7 +5355,7 @@
         </w:rPr>
         <w:t xml:space="preserve">出處：</w:t>
       </w:r>
-      <w:hyperlink w:history="1" r:id="rIdhbsn1sp5jmdzwgitklxik">
+      <w:hyperlink w:history="1" r:id="rId9d9vd2ztrrpfbhdoexzns">
         <w:r>
           <w:rPr>
             <w:rStyle w:val="Hyperlink"/>
@@ -5431,7 +5431,7 @@
         </w:rPr>
         <w:t xml:space="preserve">出處：</w:t>
       </w:r>
-      <w:hyperlink w:history="1" r:id="rId5ej7v0x15fsbli9hiiz62">
+      <w:hyperlink w:history="1" r:id="rIdkfpkq88sei3ssw3joinru">
         <w:r>
           <w:rPr>
             <w:rStyle w:val="Hyperlink"/>
@@ -5507,7 +5507,7 @@
         </w:rPr>
         <w:t xml:space="preserve">出處：</w:t>
       </w:r>
-      <w:hyperlink w:history="1" r:id="rIdzged_jpftq7buets-zapv">
+      <w:hyperlink w:history="1" r:id="rIdempu9caebnioixj9yx7vu">
         <w:r>
           <w:rPr>
             <w:rStyle w:val="Hyperlink"/>
@@ -5583,7 +5583,7 @@
         </w:rPr>
         <w:t xml:space="preserve">出處：</w:t>
       </w:r>
-      <w:hyperlink w:history="1" r:id="rIdmdulybzpabvhw4-yqui8j">
+      <w:hyperlink w:history="1" r:id="rIdfd5yuhj-g_tvmsa-cl869">
         <w:r>
           <w:rPr>
             <w:rStyle w:val="Hyperlink"/>
@@ -5659,7 +5659,7 @@
         </w:rPr>
         <w:t xml:space="preserve">出處：</w:t>
       </w:r>
-      <w:hyperlink w:history="1" r:id="rIdyagjbznbofetce3jog-mk">
+      <w:hyperlink w:history="1" r:id="rIdnn7bx-snxalajkaa_gqcw">
         <w:r>
           <w:rPr>
             <w:rStyle w:val="Hyperlink"/>
@@ -5735,7 +5735,7 @@
         </w:rPr>
         <w:t xml:space="preserve">出處：</w:t>
       </w:r>
-      <w:hyperlink w:history="1" r:id="rId9fa0aicmt-juviv2f5zza">
+      <w:hyperlink w:history="1" r:id="rIdr88h4-ptt0szbggwr2zfd">
         <w:r>
           <w:rPr>
             <w:rStyle w:val="Hyperlink"/>
@@ -5827,7 +5827,7 @@
         </w:rPr>
         <w:t xml:space="preserve">出處：</w:t>
       </w:r>
-      <w:hyperlink w:history="1" r:id="rIdhojxkutz4yztf3utsq1n6">
+      <w:hyperlink w:history="1" r:id="rIdp7a2aioaw9hw5r4jsojvs">
         <w:r>
           <w:rPr>
             <w:rStyle w:val="Hyperlink"/>
@@ -5903,7 +5903,7 @@
         </w:rPr>
         <w:t xml:space="preserve">出處：</w:t>
       </w:r>
-      <w:hyperlink w:history="1" r:id="rIdcdozyp1vth7x3naggffve">
+      <w:hyperlink w:history="1" r:id="rIdfszbzizz8tmf-0npiu-zh">
         <w:r>
           <w:rPr>
             <w:rStyle w:val="Hyperlink"/>
@@ -5979,7 +5979,7 @@
         </w:rPr>
         <w:t xml:space="preserve">出處：</w:t>
       </w:r>
-      <w:hyperlink w:history="1" r:id="rIdb6a1hjzaaziiaeandczsv">
+      <w:hyperlink w:history="1" r:id="rIdvavrisyup-ckcqo7xlce5">
         <w:r>
           <w:rPr>
             <w:rStyle w:val="Hyperlink"/>
@@ -6071,7 +6071,7 @@
         </w:rPr>
         <w:t xml:space="preserve">出處：</w:t>
       </w:r>
-      <w:hyperlink w:history="1" r:id="rIdcjyooxp0ooi506mw7_23-">
+      <w:hyperlink w:history="1" r:id="rId30nckcjtblll64rtciu0b">
         <w:r>
           <w:rPr>
             <w:rStyle w:val="Hyperlink"/>
@@ -6147,7 +6147,7 @@
         </w:rPr>
         <w:t xml:space="preserve">出處：</w:t>
       </w:r>
-      <w:hyperlink w:history="1" r:id="rIdkccqa-dafhap2un4ygo2x">
+      <w:hyperlink w:history="1" r:id="rIdmugaouizd7sykkp7eujuc">
         <w:r>
           <w:rPr>
             <w:rStyle w:val="Hyperlink"/>
@@ -6223,7 +6223,7 @@
         </w:rPr>
         <w:t xml:space="preserve">出處：</w:t>
       </w:r>
-      <w:hyperlink w:history="1" r:id="rId0zjiq26tt8zu1xd_-_yx6">
+      <w:hyperlink w:history="1" r:id="rIducmgnxd4zlp6lv1soijpy">
         <w:r>
           <w:rPr>
             <w:rStyle w:val="Hyperlink"/>
@@ -6299,7 +6299,7 @@
         </w:rPr>
         <w:t xml:space="preserve">出處：</w:t>
       </w:r>
-      <w:hyperlink w:history="1" r:id="rIdo55wp1meyuqoa-wq4shhp">
+      <w:hyperlink w:history="1" r:id="rIdekqcfv9jvmpblter_bxjm">
         <w:r>
           <w:rPr>
             <w:rStyle w:val="Hyperlink"/>
@@ -6375,7 +6375,7 @@
         </w:rPr>
         <w:t xml:space="preserve">出處：</w:t>
       </w:r>
-      <w:hyperlink w:history="1" r:id="rIdkhswbu2xriqmlubw1rri9">
+      <w:hyperlink w:history="1" r:id="rIdbbjxd3j65dtny4mvrb4yg">
         <w:r>
           <w:rPr>
             <w:rStyle w:val="Hyperlink"/>
@@ -6451,7 +6451,7 @@
         </w:rPr>
         <w:t xml:space="preserve">出處：</w:t>
       </w:r>
-      <w:hyperlink w:history="1" r:id="rIdskfx5i8hwv2ckyvkjuiqr">
+      <w:hyperlink w:history="1" r:id="rIdijtu38ivj3rbqxpfbqkzy">
         <w:r>
           <w:rPr>
             <w:rStyle w:val="Hyperlink"/>
@@ -6543,7 +6543,7 @@
         </w:rPr>
         <w:t xml:space="preserve">出處：</w:t>
       </w:r>
-      <w:hyperlink w:history="1" r:id="rId1vwfeao4f9lgnprz6t_-o">
+      <w:hyperlink w:history="1" r:id="rIdzjsna-sg8w4vmkixyhvr-">
         <w:r>
           <w:rPr>
             <w:rStyle w:val="Hyperlink"/>
@@ -6619,7 +6619,7 @@
         </w:rPr>
         <w:t xml:space="preserve">出處：</w:t>
       </w:r>
-      <w:hyperlink w:history="1" r:id="rIdw7kvkfzxxlhbnxvtwlnf2">
+      <w:hyperlink w:history="1" r:id="rIdqk_erys66aghv_uz1nvpk">
         <w:r>
           <w:rPr>
             <w:rStyle w:val="Hyperlink"/>
@@ -6695,7 +6695,7 @@
         </w:rPr>
         <w:t xml:space="preserve">出處：</w:t>
       </w:r>
-      <w:hyperlink w:history="1" r:id="rId5tnrs5z4ctfl-qu7htxbp">
+      <w:hyperlink w:history="1" r:id="rIdq3zf5xp1y7qd8h3-sn097">
         <w:r>
           <w:rPr>
             <w:rStyle w:val="Hyperlink"/>
@@ -6771,7 +6771,7 @@
         </w:rPr>
         <w:t xml:space="preserve">出處：</w:t>
       </w:r>
-      <w:hyperlink w:history="1" r:id="rIdfslz-mwyowww-bskbow0q">
+      <w:hyperlink w:history="1" r:id="rIdufbqkzgmr9qklnyzx4cpa">
         <w:r>
           <w:rPr>
             <w:rStyle w:val="Hyperlink"/>
@@ -6847,7 +6847,7 @@
         </w:rPr>
         <w:t xml:space="preserve">出處：</w:t>
       </w:r>
-      <w:hyperlink w:history="1" r:id="rIdfv7zelnr1cpfohtmcctr3">
+      <w:hyperlink w:history="1" r:id="rIdemw8rb2tp2pluy7ac9lts">
         <w:r>
           <w:rPr>
             <w:rStyle w:val="Hyperlink"/>
@@ -6939,7 +6939,7 @@
         </w:rPr>
         <w:t xml:space="preserve">出處：</w:t>
       </w:r>
-      <w:hyperlink w:history="1" r:id="rIdao83mwsjdqswbs0sm0zrm">
+      <w:hyperlink w:history="1" r:id="rIdmqexpsmh666xqtvuarqou">
         <w:r>
           <w:rPr>
             <w:rStyle w:val="Hyperlink"/>
@@ -7015,7 +7015,7 @@
         </w:rPr>
         <w:t xml:space="preserve">出處：</w:t>
       </w:r>
-      <w:hyperlink w:history="1" r:id="rId4ldwwew2nzyibgbmzbmnr">
+      <w:hyperlink w:history="1" r:id="rIdpzh4jeuueqms-q2blkocg">
         <w:r>
           <w:rPr>
             <w:rStyle w:val="Hyperlink"/>
@@ -7091,7 +7091,7 @@
         </w:rPr>
         <w:t xml:space="preserve">出處：</w:t>
       </w:r>
-      <w:hyperlink w:history="1" r:id="rIdgwg0nu6shygc_dikc2qzd">
+      <w:hyperlink w:history="1" r:id="rIdayf09tdemqubt7b_g-ux4">
         <w:r>
           <w:rPr>
             <w:rStyle w:val="Hyperlink"/>
@@ -7167,7 +7167,7 @@
         </w:rPr>
         <w:t xml:space="preserve">出處：</w:t>
       </w:r>
-      <w:hyperlink w:history="1" r:id="rId4x0a4-ld7lmvp3jch4ai_">
+      <w:hyperlink w:history="1" r:id="rId5bnxcbpsi2bqg16psvgfu">
         <w:r>
           <w:rPr>
             <w:rStyle w:val="Hyperlink"/>
@@ -7243,7 +7243,7 @@
         </w:rPr>
         <w:t xml:space="preserve">出處：</w:t>
       </w:r>
-      <w:hyperlink w:history="1" r:id="rIdkvw0pxxdwwlffj9a4xxrn">
+      <w:hyperlink w:history="1" r:id="rIdvijlp19nuzyazr8j192bi">
         <w:r>
           <w:rPr>
             <w:rStyle w:val="Hyperlink"/>
@@ -7319,7 +7319,7 @@
         </w:rPr>
         <w:t xml:space="preserve">出處：</w:t>
       </w:r>
-      <w:hyperlink w:history="1" r:id="rIdlcpjb08qmqsoy-uxgshto">
+      <w:hyperlink w:history="1" r:id="rIdrz2n9rjugftwipmiv-afy">
         <w:r>
           <w:rPr>
             <w:rStyle w:val="Hyperlink"/>
@@ -7395,7 +7395,7 @@
         </w:rPr>
         <w:t xml:space="preserve">出處：</w:t>
       </w:r>
-      <w:hyperlink w:history="1" r:id="rIdvkda8f-coejjrkz5y08tk">
+      <w:hyperlink w:history="1" r:id="rIdf0wrsbn0fodecjribigjm">
         <w:r>
           <w:rPr>
             <w:rStyle w:val="Hyperlink"/>
@@ -7471,7 +7471,7 @@
         </w:rPr>
         <w:t xml:space="preserve">出處：</w:t>
       </w:r>
-      <w:hyperlink w:history="1" r:id="rIdjveu_hfeghaul79j8j7ca">
+      <w:hyperlink w:history="1" r:id="rIdg09spk-ruu0stq3t5gndn">
         <w:r>
           <w:rPr>
             <w:rStyle w:val="Hyperlink"/>
@@ -7563,7 +7563,7 @@
         </w:rPr>
         <w:t xml:space="preserve">出處：</w:t>
       </w:r>
-      <w:hyperlink w:history="1" r:id="rIdlgjrarikrkdev7flymvnf">
+      <w:hyperlink w:history="1" r:id="rIdkrpwa-ipovcmcvtdeuyiq">
         <w:r>
           <w:rPr>
             <w:rStyle w:val="Hyperlink"/>
@@ -7639,7 +7639,7 @@
         </w:rPr>
         <w:t xml:space="preserve">出處：</w:t>
       </w:r>
-      <w:hyperlink w:history="1" r:id="rIdmwixuxjeszczqay76rf8w">
+      <w:hyperlink w:history="1" r:id="rIdyciuflnldajahu2bv5urg">
         <w:r>
           <w:rPr>
             <w:rStyle w:val="Hyperlink"/>
@@ -7715,7 +7715,7 @@
         </w:rPr>
         <w:t xml:space="preserve">出處：</w:t>
       </w:r>
-      <w:hyperlink w:history="1" r:id="rIdusxj544w2yvvepbky667l">
+      <w:hyperlink w:history="1" r:id="rIdqsoro75z7m9qhs-eg3pap">
         <w:r>
           <w:rPr>
             <w:rStyle w:val="Hyperlink"/>
@@ -7791,7 +7791,7 @@
         </w:rPr>
         <w:t xml:space="preserve">出處：</w:t>
       </w:r>
-      <w:hyperlink w:history="1" r:id="rIdoqnmpsbw-lqxxuy5ljjfx">
+      <w:hyperlink w:history="1" r:id="rIdyrglgxty8mwhvvkr7weax">
         <w:r>
           <w:rPr>
             <w:rStyle w:val="Hyperlink"/>
@@ -7867,7 +7867,7 @@
         </w:rPr>
         <w:t xml:space="preserve">出處：</w:t>
       </w:r>
-      <w:hyperlink w:history="1" r:id="rIdswvr4z2ijo6tatnq91wdb">
+      <w:hyperlink w:history="1" r:id="rId5qtcjmbnei0exys4x_88f">
         <w:r>
           <w:rPr>
             <w:rStyle w:val="Hyperlink"/>
@@ -7943,7 +7943,7 @@
         </w:rPr>
         <w:t xml:space="preserve">出處：</w:t>
       </w:r>
-      <w:hyperlink w:history="1" r:id="rId4aigzhv6enkbujn56q5rk">
+      <w:hyperlink w:history="1" r:id="rIdlccwbkye4sjsdkb6u9rmu">
         <w:r>
           <w:rPr>
             <w:rStyle w:val="Hyperlink"/>
@@ -8019,7 +8019,7 @@
         </w:rPr>
         <w:t xml:space="preserve">出處：</w:t>
       </w:r>
-      <w:hyperlink w:history="1" r:id="rIdkstpwkdso8ipjsv5byxhn">
+      <w:hyperlink w:history="1" r:id="rIdwbvcreoebesgfx37gi4xr">
         <w:r>
           <w:rPr>
             <w:rStyle w:val="Hyperlink"/>
@@ -8095,7 +8095,7 @@
         </w:rPr>
         <w:t xml:space="preserve">出處：</w:t>
       </w:r>
-      <w:hyperlink w:history="1" r:id="rIdfhqvxlcnvhccojbrlly2l">
+      <w:hyperlink w:history="1" r:id="rIdiquigsguedqsiyzivk9ed">
         <w:r>
           <w:rPr>
             <w:rStyle w:val="Hyperlink"/>
@@ -8171,7 +8171,7 @@
         </w:rPr>
         <w:t xml:space="preserve">出處：</w:t>
       </w:r>
-      <w:hyperlink w:history="1" r:id="rIdfybt6vizjrhygzkrsubvs">
+      <w:hyperlink w:history="1" r:id="rIdfrvz462fcoft7t-co3hdu">
         <w:r>
           <w:rPr>
             <w:rStyle w:val="Hyperlink"/>
@@ -8247,7 +8247,7 @@
         </w:rPr>
         <w:t xml:space="preserve">出處：</w:t>
       </w:r>
-      <w:hyperlink w:history="1" r:id="rIdcsrjcyde29dxzzk6qcecc">
+      <w:hyperlink w:history="1" r:id="rIdoi1zywykiz7dwmsnq87f1">
         <w:r>
           <w:rPr>
             <w:rStyle w:val="Hyperlink"/>
@@ -8323,7 +8323,7 @@
         </w:rPr>
         <w:t xml:space="preserve">出處：</w:t>
       </w:r>
-      <w:hyperlink w:history="1" r:id="rIdf5ltaeo4clqggsvzmhtar">
+      <w:hyperlink w:history="1" r:id="rIdsqwuy3hlfu-szhh_d5y0y">
         <w:r>
           <w:rPr>
             <w:rStyle w:val="Hyperlink"/>
@@ -8415,7 +8415,7 @@
         </w:rPr>
         <w:t xml:space="preserve">出處：</w:t>
       </w:r>
-      <w:hyperlink w:history="1" r:id="rIdscmcsxtzw6ov3b8mxcutk">
+      <w:hyperlink w:history="1" r:id="rIdzl3dk_3zyuo7tiah_099l">
         <w:r>
           <w:rPr>
             <w:rStyle w:val="Hyperlink"/>
@@ -8491,7 +8491,7 @@
         </w:rPr>
         <w:t xml:space="preserve">出處：</w:t>
       </w:r>
-      <w:hyperlink w:history="1" r:id="rIdhosk-lkiesli2ttl48zjj">
+      <w:hyperlink w:history="1" r:id="rIdwnjyaz7ktimhs--x1am8u">
         <w:r>
           <w:rPr>
             <w:rStyle w:val="Hyperlink"/>
@@ -8567,7 +8567,7 @@
         </w:rPr>
         <w:t xml:space="preserve">出處：</w:t>
       </w:r>
-      <w:hyperlink w:history="1" r:id="rIdjoiua-11mm7qahnavlchl">
+      <w:hyperlink w:history="1" r:id="rIdrjyqachqdmcddo69zj-7e">
         <w:r>
           <w:rPr>
             <w:rStyle w:val="Hyperlink"/>
@@ -8643,7 +8643,7 @@
         </w:rPr>
         <w:t xml:space="preserve">出處：</w:t>
       </w:r>
-      <w:hyperlink w:history="1" r:id="rIdg8ejeulpsmjgnfbfe7z7v">
+      <w:hyperlink w:history="1" r:id="rIdnlgcmv2mzvxgigms1h_xu">
         <w:r>
           <w:rPr>
             <w:rStyle w:val="Hyperlink"/>
@@ -8719,7 +8719,7 @@
         </w:rPr>
         <w:t xml:space="preserve">出處：</w:t>
       </w:r>
-      <w:hyperlink w:history="1" r:id="rIdrsojtu8p3i5sdhlsx_nef">
+      <w:hyperlink w:history="1" r:id="rIdgiuf0jnufreypdcstr7lc">
         <w:r>
           <w:rPr>
             <w:rStyle w:val="Hyperlink"/>
@@ -8795,7 +8795,7 @@
         </w:rPr>
         <w:t xml:space="preserve">出處：</w:t>
       </w:r>
-      <w:hyperlink w:history="1" r:id="rIdk5ndtifslqg8rohfsnpos">
+      <w:hyperlink w:history="1" r:id="rId3ucelss6x380ogu4thsfd">
         <w:r>
           <w:rPr>
             <w:rStyle w:val="Hyperlink"/>
@@ -8871,7 +8871,7 @@
         </w:rPr>
         <w:t xml:space="preserve">出處：</w:t>
       </w:r>
-      <w:hyperlink w:history="1" r:id="rIdmrzphdcm-xlrz-er169yu">
+      <w:hyperlink w:history="1" r:id="rIdcfmg4fkiz6teuzucwjkrs">
         <w:r>
           <w:rPr>
             <w:rStyle w:val="Hyperlink"/>
@@ -8947,7 +8947,7 @@
         </w:rPr>
         <w:t xml:space="preserve">出處：</w:t>
       </w:r>
-      <w:hyperlink w:history="1" r:id="rId54jygyqosx9yimicnhjwi">
+      <w:hyperlink w:history="1" r:id="rIdkarlj4hpgxvdgmronflqv">
         <w:r>
           <w:rPr>
             <w:rStyle w:val="Hyperlink"/>
@@ -9023,7 +9023,7 @@
         </w:rPr>
         <w:t xml:space="preserve">出處：</w:t>
       </w:r>
-      <w:hyperlink w:history="1" r:id="rIduybm27icrh0vfnxog-tqn">
+      <w:hyperlink w:history="1" r:id="rIdxv7fqsvwreqlqsjpxn4ed">
         <w:r>
           <w:rPr>
             <w:rStyle w:val="Hyperlink"/>
@@ -9099,7 +9099,7 @@
         </w:rPr>
         <w:t xml:space="preserve">出處：</w:t>
       </w:r>
-      <w:hyperlink w:history="1" r:id="rIda8p-vlul9uvqjn9zrswje">
+      <w:hyperlink w:history="1" r:id="rIdlrnlx_aun6kiyv8e79zfb">
         <w:r>
           <w:rPr>
             <w:rStyle w:val="Hyperlink"/>
@@ -9175,7 +9175,7 @@
         </w:rPr>
         <w:t xml:space="preserve">出處：</w:t>
       </w:r>
-      <w:hyperlink w:history="1" r:id="rIdrj5jw35ohjapomsqg7v_f">
+      <w:hyperlink w:history="1" r:id="rIdgyfgziaclh_usfem5lrh5">
         <w:r>
           <w:rPr>
             <w:rStyle w:val="Hyperlink"/>
@@ -9267,7 +9267,7 @@
         </w:rPr>
         <w:t xml:space="preserve">出處：</w:t>
       </w:r>
-      <w:hyperlink w:history="1" r:id="rIdey72qhc2o81f_9ixzjvw_">
+      <w:hyperlink w:history="1" r:id="rIdfs82tk_pfedino_rb8jpe">
         <w:r>
           <w:rPr>
             <w:rStyle w:val="Hyperlink"/>
@@ -9343,7 +9343,7 @@
         </w:rPr>
         <w:t xml:space="preserve">出處：</w:t>
       </w:r>
-      <w:hyperlink w:history="1" r:id="rId4onjuot12rbysdbzz0zor">
+      <w:hyperlink w:history="1" r:id="rIdvyec9zhdvog84-fvdlyl_">
         <w:r>
           <w:rPr>
             <w:rStyle w:val="Hyperlink"/>
@@ -9419,7 +9419,7 @@
         </w:rPr>
         <w:t xml:space="preserve">出處：</w:t>
       </w:r>
-      <w:hyperlink w:history="1" r:id="rId6o24qggnweza9xyd_vuba">
+      <w:hyperlink w:history="1" r:id="rIdmni9nkuwb2hfhblnqtop9">
         <w:r>
           <w:rPr>
             <w:rStyle w:val="Hyperlink"/>
@@ -9495,7 +9495,7 @@
         </w:rPr>
         <w:t xml:space="preserve">出處：</w:t>
       </w:r>
-      <w:hyperlink w:history="1" r:id="rIdrxvib9czsbwld6foyilhc">
+      <w:hyperlink w:history="1" r:id="rIdn-w_yhu8ffzdag7wmghoo">
         <w:r>
           <w:rPr>
             <w:rStyle w:val="Hyperlink"/>
@@ -9571,7 +9571,7 @@
         </w:rPr>
         <w:t xml:space="preserve">出處：</w:t>
       </w:r>
-      <w:hyperlink w:history="1" r:id="rIdq00br-nvuq1vvrbeahkaa">
+      <w:hyperlink w:history="1" r:id="rId4kvc7m9wegf8_ia_ecoc8">
         <w:r>
           <w:rPr>
             <w:rStyle w:val="Hyperlink"/>
@@ -9647,7 +9647,7 @@
         </w:rPr>
         <w:t xml:space="preserve">出處：</w:t>
       </w:r>
-      <w:hyperlink w:history="1" r:id="rIdy7aoxnwwo-ykmvg18a0fq">
+      <w:hyperlink w:history="1" r:id="rId2xxszya8stn0x4ae8jygp">
         <w:r>
           <w:rPr>
             <w:rStyle w:val="Hyperlink"/>
@@ -9723,7 +9723,7 @@
         </w:rPr>
         <w:t xml:space="preserve">出處：</w:t>
       </w:r>
-      <w:hyperlink w:history="1" r:id="rIdfyxfmwtjsb0vg65iddi71">
+      <w:hyperlink w:history="1" r:id="rIde2efrnndsio_k3_iukkwz">
         <w:r>
           <w:rPr>
             <w:rStyle w:val="Hyperlink"/>
@@ -9799,7 +9799,7 @@
         </w:rPr>
         <w:t xml:space="preserve">出處：</w:t>
       </w:r>
-      <w:hyperlink w:history="1" r:id="rIdfqd_sqy3mi-9xsbppbqlg">
+      <w:hyperlink w:history="1" r:id="rIdunpx4kyvxeaan13c46nep">
         <w:r>
           <w:rPr>
             <w:rStyle w:val="Hyperlink"/>
@@ -9875,7 +9875,7 @@
         </w:rPr>
         <w:t xml:space="preserve">出處：</w:t>
       </w:r>
-      <w:hyperlink w:history="1" r:id="rIdrzocf8lga7ncectpkpqxx">
+      <w:hyperlink w:history="1" r:id="rId83aqcj5b4c7-bqusbwjgx">
         <w:r>
           <w:rPr>
             <w:rStyle w:val="Hyperlink"/>
@@ -9951,7 +9951,7 @@
         </w:rPr>
         <w:t xml:space="preserve">出處：</w:t>
       </w:r>
-      <w:hyperlink w:history="1" r:id="rIdnzao5kxtogkyo-oip0stz">
+      <w:hyperlink w:history="1" r:id="rIdefky1auk7q3flzhdgme9t">
         <w:r>
           <w:rPr>
             <w:rStyle w:val="Hyperlink"/>
@@ -10027,7 +10027,7 @@
         </w:rPr>
         <w:t xml:space="preserve">出處：</w:t>
       </w:r>
-      <w:hyperlink w:history="1" r:id="rIdncxa92tcorizpc59vrmud">
+      <w:hyperlink w:history="1" r:id="rIdl54zgz6o-niougvbaazvk">
         <w:r>
           <w:rPr>
             <w:rStyle w:val="Hyperlink"/>
@@ -10103,7 +10103,7 @@
         </w:rPr>
         <w:t xml:space="preserve">出處：</w:t>
       </w:r>
-      <w:hyperlink w:history="1" r:id="rIdfoyzzjkxor1zpb_bzirxz">
+      <w:hyperlink w:history="1" r:id="rId4q3pcfg7cltc_nizjco5t">
         <w:r>
           <w:rPr>
             <w:rStyle w:val="Hyperlink"/>
@@ -10179,7 +10179,7 @@
         </w:rPr>
         <w:t xml:space="preserve">出處：</w:t>
       </w:r>
-      <w:hyperlink w:history="1" r:id="rId4s8whpo2fpk2frprbcfwp">
+      <w:hyperlink w:history="1" r:id="rIdbexdj-kjuwbmzyy8xp8tg">
         <w:r>
           <w:rPr>
             <w:rStyle w:val="Hyperlink"/>
@@ -10255,7 +10255,7 @@
         </w:rPr>
         <w:t xml:space="preserve">出處：</w:t>
       </w:r>
-      <w:hyperlink w:history="1" r:id="rId5tkwip5trm7yifbordvsz">
+      <w:hyperlink w:history="1" r:id="rIdxln1gkvkws2a5acdgjvjt">
         <w:r>
           <w:rPr>
             <w:rStyle w:val="Hyperlink"/>
@@ -10331,7 +10331,7 @@
         </w:rPr>
         <w:t xml:space="preserve">出處：</w:t>
       </w:r>
-      <w:hyperlink w:history="1" r:id="rIdwatw6w54khklg0cithsvh">
+      <w:hyperlink w:history="1" r:id="rIdygsiibhkvx4m65ldpnnnq">
         <w:r>
           <w:rPr>
             <w:rStyle w:val="Hyperlink"/>
@@ -10407,7 +10407,7 @@
         </w:rPr>
         <w:t xml:space="preserve">出處：</w:t>
       </w:r>
-      <w:hyperlink w:history="1" r:id="rIdew-bnp6xfus3ah-e_aamm">
+      <w:hyperlink w:history="1" r:id="rIdcorzxlfdskae8-ypcbbog">
         <w:r>
           <w:rPr>
             <w:rStyle w:val="Hyperlink"/>
@@ -10483,7 +10483,7 @@
         </w:rPr>
         <w:t xml:space="preserve">出處：</w:t>
       </w:r>
-      <w:hyperlink w:history="1" r:id="rIdf7ngha37fruf7hyuwc5w5">
+      <w:hyperlink w:history="1" r:id="rIdslucu4lheebljbllx5oef">
         <w:r>
           <w:rPr>
             <w:rStyle w:val="Hyperlink"/>
@@ -10559,7 +10559,7 @@
         </w:rPr>
         <w:t xml:space="preserve">出處：</w:t>
       </w:r>
-      <w:hyperlink w:history="1" r:id="rIdjiokk7iqafywuet_rfhct">
+      <w:hyperlink w:history="1" r:id="rIdki7fgitbhhox6rhkj4se7">
         <w:r>
           <w:rPr>
             <w:rStyle w:val="Hyperlink"/>
@@ -10635,7 +10635,7 @@
         </w:rPr>
         <w:t xml:space="preserve">出處：</w:t>
       </w:r>
-      <w:hyperlink w:history="1" r:id="rId3kjpjmlpwnythio5o33w6">
+      <w:hyperlink w:history="1" r:id="rIdrjgnsdeu3omb77uyx8dgh">
         <w:r>
           <w:rPr>
             <w:rStyle w:val="Hyperlink"/>
@@ -10711,7 +10711,7 @@
         </w:rPr>
         <w:t xml:space="preserve">出處：</w:t>
       </w:r>
-      <w:hyperlink w:history="1" r:id="rIdlrelcerapclkaqvobh-rl">
+      <w:hyperlink w:history="1" r:id="rIdw-bytla7ltm1yn7p4obrd">
         <w:r>
           <w:rPr>
             <w:rStyle w:val="Hyperlink"/>
@@ -10787,7 +10787,7 @@
         </w:rPr>
         <w:t xml:space="preserve">出處：</w:t>
       </w:r>
-      <w:hyperlink w:history="1" r:id="rIdjgduondwewhcnvpiwr2f1">
+      <w:hyperlink w:history="1" r:id="rId0uwa04dmxjkclhgnzfrss">
         <w:r>
           <w:rPr>
             <w:rStyle w:val="Hyperlink"/>
@@ -10863,7 +10863,7 @@
         </w:rPr>
         <w:t xml:space="preserve">出處：</w:t>
       </w:r>
-      <w:hyperlink w:history="1" r:id="rIdp16p3gdyllzzvw2w4gjey">
+      <w:hyperlink w:history="1" r:id="rIdvrzqvixsvdv-cyca_qrmv">
         <w:r>
           <w:rPr>
             <w:rStyle w:val="Hyperlink"/>
@@ -10955,7 +10955,7 @@
         </w:rPr>
         <w:t xml:space="preserve">出處：</w:t>
       </w:r>
-      <w:hyperlink w:history="1" r:id="rIdwhzsr_jevsywf_n9qhcdv">
+      <w:hyperlink w:history="1" r:id="rIdogtwg6xgdu0k9agnkj81m">
         <w:r>
           <w:rPr>
             <w:rStyle w:val="Hyperlink"/>
@@ -11031,7 +11031,7 @@
         </w:rPr>
         <w:t xml:space="preserve">出處：</w:t>
       </w:r>
-      <w:hyperlink w:history="1" r:id="rIdmen3uurxpunwelhblo-5y">
+      <w:hyperlink w:history="1" r:id="rIdlrl31yjpj9f0al0-mtkdo">
         <w:r>
           <w:rPr>
             <w:rStyle w:val="Hyperlink"/>
@@ -11107,7 +11107,7 @@
         </w:rPr>
         <w:t xml:space="preserve">出處：</w:t>
       </w:r>
-      <w:hyperlink w:history="1" r:id="rId67dapmcepdvr1sxypom69">
+      <w:hyperlink w:history="1" r:id="rIdikbqg8z6kwjhqiimcff5b">
         <w:r>
           <w:rPr>
             <w:rStyle w:val="Hyperlink"/>
@@ -11183,7 +11183,7 @@
         </w:rPr>
         <w:t xml:space="preserve">出處：</w:t>
       </w:r>
-      <w:hyperlink w:history="1" r:id="rIdzofhql4ikwwzmsotodjgz">
+      <w:hyperlink w:history="1" r:id="rIdcy4f4hvmukuc2dz_xzypu">
         <w:r>
           <w:rPr>
             <w:rStyle w:val="Hyperlink"/>
@@ -11275,7 +11275,7 @@
         </w:rPr>
         <w:t xml:space="preserve">出處：</w:t>
       </w:r>
-      <w:hyperlink w:history="1" r:id="rIdhsgxmyf9qcnyo55cinuym">
+      <w:hyperlink w:history="1" r:id="rId0ldg5nd4pgueiq70sfn7u">
         <w:r>
           <w:rPr>
             <w:rStyle w:val="Hyperlink"/>
@@ -11351,7 +11351,7 @@
         </w:rPr>
         <w:t xml:space="preserve">出處：</w:t>
       </w:r>
-      <w:hyperlink w:history="1" r:id="rIdmaxrxq3rydv-8ukg0hrxs">
+      <w:hyperlink w:history="1" r:id="rId64839i290kyf5lx_r0r60">
         <w:r>
           <w:rPr>
             <w:rStyle w:val="Hyperlink"/>
@@ -11427,7 +11427,7 @@
         </w:rPr>
         <w:t xml:space="preserve">出處：</w:t>
       </w:r>
-      <w:hyperlink w:history="1" r:id="rId4yq1gcxhybfrk3hlxl02-">
+      <w:hyperlink w:history="1" r:id="rIddzhmwcraibdp1qumrffwj">
         <w:r>
           <w:rPr>
             <w:rStyle w:val="Hyperlink"/>
@@ -11503,7 +11503,7 @@
         </w:rPr>
         <w:t xml:space="preserve">出處：</w:t>
       </w:r>
-      <w:hyperlink w:history="1" r:id="rIdjq51rwpmebhlhfyxhgdsn">
+      <w:hyperlink w:history="1" r:id="rIdjl9xrmvlncv9xxq1ymspz">
         <w:r>
           <w:rPr>
             <w:rStyle w:val="Hyperlink"/>
@@ -11579,7 +11579,7 @@
         </w:rPr>
         <w:t xml:space="preserve">出處：</w:t>
       </w:r>
-      <w:hyperlink w:history="1" r:id="rIdin1-e1jvtihuraflptrhc">
+      <w:hyperlink w:history="1" r:id="rIdamn_-2mr68emmfivld97i">
         <w:r>
           <w:rPr>
             <w:rStyle w:val="Hyperlink"/>
@@ -11655,7 +11655,7 @@
         </w:rPr>
         <w:t xml:space="preserve">出處：</w:t>
       </w:r>
-      <w:hyperlink w:history="1" r:id="rIdexgkqdgsmd-dwo0-x8mlh">
+      <w:hyperlink w:history="1" r:id="rId8aork8rbxikcb9jp5jvwd">
         <w:r>
           <w:rPr>
             <w:rStyle w:val="Hyperlink"/>
@@ -11731,7 +11731,7 @@
         </w:rPr>
         <w:t xml:space="preserve">出處：</w:t>
       </w:r>
-      <w:hyperlink w:history="1" r:id="rId86manglsmhi3wrqnbgbgl">
+      <w:hyperlink w:history="1" r:id="rId4izf4mc9nd8rermaqdoc0">
         <w:r>
           <w:rPr>
             <w:rStyle w:val="Hyperlink"/>
@@ -11807,7 +11807,7 @@
         </w:rPr>
         <w:t xml:space="preserve">出處：</w:t>
       </w:r>
-      <w:hyperlink w:history="1" r:id="rIdla91jsndatcnzixzpcna6">
+      <w:hyperlink w:history="1" r:id="rIdecngytwghv4aihr8jgtar">
         <w:r>
           <w:rPr>
             <w:rStyle w:val="Hyperlink"/>
@@ -11883,7 +11883,7 @@
         </w:rPr>
         <w:t xml:space="preserve">出處：</w:t>
       </w:r>
-      <w:hyperlink w:history="1" r:id="rIdzt7c2l7wgqema-oe8-tls">
+      <w:hyperlink w:history="1" r:id="rId4hvssmowmji6huxkbtykn">
         <w:r>
           <w:rPr>
             <w:rStyle w:val="Hyperlink"/>
@@ -11959,7 +11959,7 @@
         </w:rPr>
         <w:t xml:space="preserve">出處：</w:t>
       </w:r>
-      <w:hyperlink w:history="1" r:id="rId5ljaoujgf91yvk6vnx54g">
+      <w:hyperlink w:history="1" r:id="rIdopnlretbu70ewvifrvyyv">
         <w:r>
           <w:rPr>
             <w:rStyle w:val="Hyperlink"/>
@@ -12035,7 +12035,7 @@
         </w:rPr>
         <w:t xml:space="preserve">出處：</w:t>
       </w:r>
-      <w:hyperlink w:history="1" r:id="rIdghhca8jnontwa5i26eriv">
+      <w:hyperlink w:history="1" r:id="rId-arbbuleelyg2o9pmx-cd">
         <w:r>
           <w:rPr>
             <w:rStyle w:val="Hyperlink"/>
@@ -12111,7 +12111,7 @@
         </w:rPr>
         <w:t xml:space="preserve">出處：</w:t>
       </w:r>
-      <w:hyperlink w:history="1" r:id="rId70hd3ytx2hqsmuyizzaeq">
+      <w:hyperlink w:history="1" r:id="rIdobpjaaomhvngt8ruw2lwq">
         <w:r>
           <w:rPr>
             <w:rStyle w:val="Hyperlink"/>
@@ -12187,7 +12187,7 @@
         </w:rPr>
         <w:t xml:space="preserve">出處：</w:t>
       </w:r>
-      <w:hyperlink w:history="1" r:id="rIdscsahrzu_r2g1zjxaxx7o">
+      <w:hyperlink w:history="1" r:id="rId0xxjy6ppkn_getxfopi0s">
         <w:r>
           <w:rPr>
             <w:rStyle w:val="Hyperlink"/>
@@ -12263,7 +12263,7 @@
         </w:rPr>
         <w:t xml:space="preserve">出處：</w:t>
       </w:r>
-      <w:hyperlink w:history="1" r:id="rIdo-e3dsf6oiopk5sjjobzp">
+      <w:hyperlink w:history="1" r:id="rIdbhusouoc8ap5w480ekqb4">
         <w:r>
           <w:rPr>
             <w:rStyle w:val="Hyperlink"/>
@@ -12339,7 +12339,7 @@
         </w:rPr>
         <w:t xml:space="preserve">出處：</w:t>
       </w:r>
-      <w:hyperlink w:history="1" r:id="rIdfyft1iebcd8ouh-b059sl">
+      <w:hyperlink w:history="1" r:id="rIddvjt47h-hrdfy3lyvclfk">
         <w:r>
           <w:rPr>
             <w:rStyle w:val="Hyperlink"/>
@@ -12415,7 +12415,7 @@
         </w:rPr>
         <w:t xml:space="preserve">出處：</w:t>
       </w:r>
-      <w:hyperlink w:history="1" r:id="rIdk1ogdjmwzzeuazwep7hz6">
+      <w:hyperlink w:history="1" r:id="rIdahscu7muesr498lp2j_c0">
         <w:r>
           <w:rPr>
             <w:rStyle w:val="Hyperlink"/>
@@ -12491,7 +12491,7 @@
         </w:rPr>
         <w:t xml:space="preserve">出處：</w:t>
       </w:r>
-      <w:hyperlink w:history="1" r:id="rId_fysf7fzevb_eku3wowbp">
+      <w:hyperlink w:history="1" r:id="rIdexl81c1d-bk6t4wp7n8il">
         <w:r>
           <w:rPr>
             <w:rStyle w:val="Hyperlink"/>
@@ -12567,7 +12567,7 @@
         </w:rPr>
         <w:t xml:space="preserve">出處：</w:t>
       </w:r>
-      <w:hyperlink w:history="1" r:id="rIdjk-3inuh0n7o7ji_gykea">
+      <w:hyperlink w:history="1" r:id="rIdzjbxckr7kxsjeisz364fc">
         <w:r>
           <w:rPr>
             <w:rStyle w:val="Hyperlink"/>
@@ -12643,7 +12643,7 @@
         </w:rPr>
         <w:t xml:space="preserve">出處：</w:t>
       </w:r>
-      <w:hyperlink w:history="1" r:id="rId9bnyzryap2rvw13hjf7ts">
+      <w:hyperlink w:history="1" r:id="rIdijsastzfi1387xgpmflph">
         <w:r>
           <w:rPr>
             <w:rStyle w:val="Hyperlink"/>
@@ -12719,7 +12719,7 @@
         </w:rPr>
         <w:t xml:space="preserve">出處：</w:t>
       </w:r>
-      <w:hyperlink w:history="1" r:id="rIdy1dhopuvin98hnptwtex5">
+      <w:hyperlink w:history="1" r:id="rId8hrgcgxieajltwc2wgwvm">
         <w:r>
           <w:rPr>
             <w:rStyle w:val="Hyperlink"/>
@@ -12795,7 +12795,7 @@
         </w:rPr>
         <w:t xml:space="preserve">出處：</w:t>
       </w:r>
-      <w:hyperlink w:history="1" r:id="rIda6lx69ni4olwwfri9yga5">
+      <w:hyperlink w:history="1" r:id="rId3asktl198egwiotegmwje">
         <w:r>
           <w:rPr>
             <w:rStyle w:val="Hyperlink"/>
@@ -12871,7 +12871,7 @@
         </w:rPr>
         <w:t xml:space="preserve">出處：</w:t>
       </w:r>
-      <w:hyperlink w:history="1" r:id="rIdzi46lru3v86zz_f-ewor2">
+      <w:hyperlink w:history="1" r:id="rIdfj3i_zw2vyzyskyszjvqw">
         <w:r>
           <w:rPr>
             <w:rStyle w:val="Hyperlink"/>
@@ -12947,7 +12947,7 @@
         </w:rPr>
         <w:t xml:space="preserve">出處：</w:t>
       </w:r>
-      <w:hyperlink w:history="1" r:id="rId-glpkbbrrkozgeehw0_sj">
+      <w:hyperlink w:history="1" r:id="rId27i1qxuc7npy6es-iqg4c">
         <w:r>
           <w:rPr>
             <w:rStyle w:val="Hyperlink"/>
@@ -13023,7 +13023,7 @@
         </w:rPr>
         <w:t xml:space="preserve">出處：</w:t>
       </w:r>
-      <w:hyperlink w:history="1" r:id="rIdsb1ck16hvfablbqppzhj8">
+      <w:hyperlink w:history="1" r:id="rIdw3ibbsnuxjq48vh5dhjep">
         <w:r>
           <w:rPr>
             <w:rStyle w:val="Hyperlink"/>
@@ -13099,7 +13099,7 @@
         </w:rPr>
         <w:t xml:space="preserve">出處：</w:t>
       </w:r>
-      <w:hyperlink w:history="1" r:id="rId6f-hujpn7kptgxh6qzlno">
+      <w:hyperlink w:history="1" r:id="rIdeyuiomepoh7nssmv-jn-k">
         <w:r>
           <w:rPr>
             <w:rStyle w:val="Hyperlink"/>
@@ -13175,7 +13175,7 @@
         </w:rPr>
         <w:t xml:space="preserve">出處：</w:t>
       </w:r>
-      <w:hyperlink w:history="1" r:id="rIdjocysgzwzgflgopv4tsun">
+      <w:hyperlink w:history="1" r:id="rIdv3lmoovpeytd2mmgyj8ne">
         <w:r>
           <w:rPr>
             <w:rStyle w:val="Hyperlink"/>
@@ -13251,7 +13251,7 @@
         </w:rPr>
         <w:t xml:space="preserve">出處：</w:t>
       </w:r>
-      <w:hyperlink w:history="1" r:id="rIdk-xxxs9ekutmlmp2w-vxs">
+      <w:hyperlink w:history="1" r:id="rIdhmjhy76_u0fa1_tm80kzv">
         <w:r>
           <w:rPr>
             <w:rStyle w:val="Hyperlink"/>
@@ -13327,7 +13327,7 @@
         </w:rPr>
         <w:t xml:space="preserve">出處：</w:t>
       </w:r>
-      <w:hyperlink w:history="1" r:id="rIdjhjyttvx7y5ywt2k8tubu">
+      <w:hyperlink w:history="1" r:id="rIdsdkybtaff1pld2s700dvj">
         <w:r>
           <w:rPr>
             <w:rStyle w:val="Hyperlink"/>
@@ -13403,7 +13403,7 @@
         </w:rPr>
         <w:t xml:space="preserve">出處：</w:t>
       </w:r>
-      <w:hyperlink w:history="1" r:id="rIdhfq_hmhs-gsvannrdwa_x">
+      <w:hyperlink w:history="1" r:id="rIdmbmwuqfqymcw459qgcp75">
         <w:r>
           <w:rPr>
             <w:rStyle w:val="Hyperlink"/>
@@ -13479,7 +13479,7 @@
         </w:rPr>
         <w:t xml:space="preserve">出處：</w:t>
       </w:r>
-      <w:hyperlink w:history="1" r:id="rIdid1bgpesf-bevxcgcg9mc">
+      <w:hyperlink w:history="1" r:id="rId6obiohdnrv7cqrzkvlsuf">
         <w:r>
           <w:rPr>
             <w:rStyle w:val="Hyperlink"/>
@@ -13555,7 +13555,7 @@
         </w:rPr>
         <w:t xml:space="preserve">出處：</w:t>
       </w:r>
-      <w:hyperlink w:history="1" r:id="rIdzh71lpakeyhcbv2enupdc">
+      <w:hyperlink w:history="1" r:id="rIdl86vtpjkzi6ewlycpoy2w">
         <w:r>
           <w:rPr>
             <w:rStyle w:val="Hyperlink"/>
@@ -13631,7 +13631,7 @@
         </w:rPr>
         <w:t xml:space="preserve">出處：</w:t>
       </w:r>
-      <w:hyperlink w:history="1" r:id="rIdovwbi-pn-e3dy0sjut-kc">
+      <w:hyperlink w:history="1" r:id="rId4ahjmkawnpsd4ah1oeqjk">
         <w:r>
           <w:rPr>
             <w:rStyle w:val="Hyperlink"/>
@@ -13707,7 +13707,7 @@
         </w:rPr>
         <w:t xml:space="preserve">出處：</w:t>
       </w:r>
-      <w:hyperlink w:history="1" r:id="rIdfq--yvt-uuqzc76xgl0fd">
+      <w:hyperlink w:history="1" r:id="rIdk17gnq6ap05zbti8fd-u8">
         <w:r>
           <w:rPr>
             <w:rStyle w:val="Hyperlink"/>
@@ -13783,7 +13783,7 @@
         </w:rPr>
         <w:t xml:space="preserve">出處：</w:t>
       </w:r>
-      <w:hyperlink w:history="1" r:id="rIder-mmsbmnbctmgahobjpk">
+      <w:hyperlink w:history="1" r:id="rIdv1qr-oj7m0yol20wmbvby">
         <w:r>
           <w:rPr>
             <w:rStyle w:val="Hyperlink"/>
@@ -13859,7 +13859,7 @@
         </w:rPr>
         <w:t xml:space="preserve">出處：</w:t>
       </w:r>
-      <w:hyperlink w:history="1" r:id="rIdyizrqhmwmt_irp0imb6_9">
+      <w:hyperlink w:history="1" r:id="rIdlowxgcesjbiryxjjcwiqf">
         <w:r>
           <w:rPr>
             <w:rStyle w:val="Hyperlink"/>
@@ -13935,7 +13935,7 @@
         </w:rPr>
         <w:t xml:space="preserve">出處：</w:t>
       </w:r>
-      <w:hyperlink w:history="1" r:id="rIdauvwju1cml7xm7-4whoxq">
+      <w:hyperlink w:history="1" r:id="rIds58ctq-izgwli_zha27py">
         <w:r>
           <w:rPr>
             <w:rStyle w:val="Hyperlink"/>
@@ -14011,7 +14011,7 @@
         </w:rPr>
         <w:t xml:space="preserve">出處：</w:t>
       </w:r>
-      <w:hyperlink w:history="1" r:id="rIdil4_um2agfguzrdyxejjc">
+      <w:hyperlink w:history="1" r:id="rIdcpczyql7ch6y2wagsluti">
         <w:r>
           <w:rPr>
             <w:rStyle w:val="Hyperlink"/>
@@ -14087,7 +14087,7 @@
         </w:rPr>
         <w:t xml:space="preserve">出處：</w:t>
       </w:r>
-      <w:hyperlink w:history="1" r:id="rIdwhpuunggh4byrggfix8rr">
+      <w:hyperlink w:history="1" r:id="rIdzjuaikloetgvfyvii9axr">
         <w:r>
           <w:rPr>
             <w:rStyle w:val="Hyperlink"/>
@@ -14163,7 +14163,7 @@
         </w:rPr>
         <w:t xml:space="preserve">出處：</w:t>
       </w:r>
-      <w:hyperlink w:history="1" r:id="rIdqfnsfjjltt0frfqlqeswx">
+      <w:hyperlink w:history="1" r:id="rIdvndx7seb-podxzzt6umpo">
         <w:r>
           <w:rPr>
             <w:rStyle w:val="Hyperlink"/>
@@ -14239,7 +14239,7 @@
         </w:rPr>
         <w:t xml:space="preserve">出處：</w:t>
       </w:r>
-      <w:hyperlink w:history="1" r:id="rIdhalxcu4rsneqasmjq9yp-">
+      <w:hyperlink w:history="1" r:id="rIdltw4u3h6wka14fofwiqmv">
         <w:r>
           <w:rPr>
             <w:rStyle w:val="Hyperlink"/>
@@ -14315,7 +14315,7 @@
         </w:rPr>
         <w:t xml:space="preserve">出處：</w:t>
       </w:r>
-      <w:hyperlink w:history="1" r:id="rIddtqjnchup5xh2cnyis2gx">
+      <w:hyperlink w:history="1" r:id="rIdvkufbyyfxplbnh1qzdafd">
         <w:r>
           <w:rPr>
             <w:rStyle w:val="Hyperlink"/>
@@ -14391,7 +14391,7 @@
         </w:rPr>
         <w:t xml:space="preserve">出處：</w:t>
       </w:r>
-      <w:hyperlink w:history="1" r:id="rIdsvo5t65yxwtczs4mdijac">
+      <w:hyperlink w:history="1" r:id="rId-601n7si1kinuwqvhjkj2">
         <w:r>
           <w:rPr>
             <w:rStyle w:val="Hyperlink"/>
@@ -14467,7 +14467,7 @@
         </w:rPr>
         <w:t xml:space="preserve">出處：</w:t>
       </w:r>
-      <w:hyperlink w:history="1" r:id="rIdm_llgk87qn5fysfdpsfvw">
+      <w:hyperlink w:history="1" r:id="rIddxsi1cmwtmo0uv7nn6jbw">
         <w:r>
           <w:rPr>
             <w:rStyle w:val="Hyperlink"/>
@@ -14559,7 +14559,7 @@
         </w:rPr>
         <w:t xml:space="preserve">出處：</w:t>
       </w:r>
-      <w:hyperlink w:history="1" r:id="rIdkxexhabfamfhgwdbky7sh">
+      <w:hyperlink w:history="1" r:id="rIdqw54atqtu3qgk3rrrebex">
         <w:r>
           <w:rPr>
             <w:rStyle w:val="Hyperlink"/>
@@ -14635,7 +14635,7 @@
         </w:rPr>
         <w:t xml:space="preserve">出處：</w:t>
       </w:r>
-      <w:hyperlink w:history="1" r:id="rIdhp3fz2fkpmgpe8wlw8a-g">
+      <w:hyperlink w:history="1" r:id="rIdj7mhxp396hbghldlqytzx">
         <w:r>
           <w:rPr>
             <w:rStyle w:val="Hyperlink"/>
@@ -14711,7 +14711,7 @@
         </w:rPr>
         <w:t xml:space="preserve">出處：</w:t>
       </w:r>
-      <w:hyperlink w:history="1" r:id="rIduvrf3k1ldo3oh7vvpdecs">
+      <w:hyperlink w:history="1" r:id="rIdcwyzacyoxuojbxhdumftm">
         <w:r>
           <w:rPr>
             <w:rStyle w:val="Hyperlink"/>
@@ -14787,7 +14787,7 @@
         </w:rPr>
         <w:t xml:space="preserve">出處：</w:t>
       </w:r>
-      <w:hyperlink w:history="1" r:id="rIdgykcdki9fgpaaa_i3w9wn">
+      <w:hyperlink w:history="1" r:id="rIda5gq-phyru4xwkax6fsjv">
         <w:r>
           <w:rPr>
             <w:rStyle w:val="Hyperlink"/>
@@ -14863,7 +14863,7 @@
         </w:rPr>
         <w:t xml:space="preserve">出處：</w:t>
       </w:r>
-      <w:hyperlink w:history="1" r:id="rIdn_qa1v4zvz9ic8n0anft1">
+      <w:hyperlink w:history="1" r:id="rIdvrae_jm54h0ju-uh2feck">
         <w:r>
           <w:rPr>
             <w:rStyle w:val="Hyperlink"/>
@@ -14939,7 +14939,7 @@
         </w:rPr>
         <w:t xml:space="preserve">出處：</w:t>
       </w:r>
-      <w:hyperlink w:history="1" r:id="rId52ragdo5dlteh-cpsqgj8">
+      <w:hyperlink w:history="1" r:id="rIdxo5b95owkhfaevjp_7us8">
         <w:r>
           <w:rPr>
             <w:rStyle w:val="Hyperlink"/>
@@ -15015,7 +15015,7 @@
         </w:rPr>
         <w:t xml:space="preserve">出處：</w:t>
       </w:r>
-      <w:hyperlink w:history="1" r:id="rIdvcehrq3akf_sfgaknqiwf">
+      <w:hyperlink w:history="1" r:id="rId53nst8m7h2drajxcwvafw">
         <w:r>
           <w:rPr>
             <w:rStyle w:val="Hyperlink"/>
@@ -15091,7 +15091,7 @@
         </w:rPr>
         <w:t xml:space="preserve">出處：</w:t>
       </w:r>
-      <w:hyperlink w:history="1" r:id="rIdsrfznuv7tgrh9lkiqboda">
+      <w:hyperlink w:history="1" r:id="rIdl1qo9knyukywamiictmtr">
         <w:r>
           <w:rPr>
             <w:rStyle w:val="Hyperlink"/>
@@ -15167,7 +15167,7 @@
         </w:rPr>
         <w:t xml:space="preserve">出處：</w:t>
       </w:r>
-      <w:hyperlink w:history="1" r:id="rIdyvhhb8f_f1xxv-sqmcl5n">
+      <w:hyperlink w:history="1" r:id="rId1-rhsvrk-rr6eiio0a3mi">
         <w:r>
           <w:rPr>
             <w:rStyle w:val="Hyperlink"/>
@@ -15243,7 +15243,7 @@
         </w:rPr>
         <w:t xml:space="preserve">出處：</w:t>
       </w:r>
-      <w:hyperlink w:history="1" r:id="rIdkgbqf9zmlxg9xlxx3v0sm">
+      <w:hyperlink w:history="1" r:id="rIdlkyqxmdy11l2dzv37pg7c">
         <w:r>
           <w:rPr>
             <w:rStyle w:val="Hyperlink"/>
@@ -15319,7 +15319,7 @@
         </w:rPr>
         <w:t xml:space="preserve">出處：</w:t>
       </w:r>
-      <w:hyperlink w:history="1" r:id="rIdqfyolvjul0kj2mu_885n1">
+      <w:hyperlink w:history="1" r:id="rIdlbfsrqsj2qxypvnhh0ol0">
         <w:r>
           <w:rPr>
             <w:rStyle w:val="Hyperlink"/>
@@ -15395,7 +15395,7 @@
         </w:rPr>
         <w:t xml:space="preserve">出處：</w:t>
       </w:r>
-      <w:hyperlink w:history="1" r:id="rId9qh6cp7rqc2ea7gocv8ii">
+      <w:hyperlink w:history="1" r:id="rIdjht1echkgum-g3z-jcrr-">
         <w:r>
           <w:rPr>
             <w:rStyle w:val="Hyperlink"/>
@@ -15471,7 +15471,7 @@
         </w:rPr>
         <w:t xml:space="preserve">出處：</w:t>
       </w:r>
-      <w:hyperlink w:history="1" r:id="rIdrnkc7rbp4it_ugbnqdxrk">
+      <w:hyperlink w:history="1" r:id="rIdiwyuregqx0l2yf6boayuj">
         <w:r>
           <w:rPr>
             <w:rStyle w:val="Hyperlink"/>
@@ -15547,7 +15547,7 @@
         </w:rPr>
         <w:t xml:space="preserve">出處：</w:t>
       </w:r>
-      <w:hyperlink w:history="1" r:id="rIda_lppisczgjnmhk1zvml5">
+      <w:hyperlink w:history="1" r:id="rIddiyvxijajywaiitnflb7m">
         <w:r>
           <w:rPr>
             <w:rStyle w:val="Hyperlink"/>
@@ -15623,7 +15623,7 @@
         </w:rPr>
         <w:t xml:space="preserve">出處：</w:t>
       </w:r>
-      <w:hyperlink w:history="1" r:id="rIdqpzv_50fruh5tuxa6naj2">
+      <w:hyperlink w:history="1" r:id="rIdv9e6ah0sml4c3io1oklmz">
         <w:r>
           <w:rPr>
             <w:rStyle w:val="Hyperlink"/>
@@ -15699,7 +15699,7 @@
         </w:rPr>
         <w:t xml:space="preserve">出處：</w:t>
       </w:r>
-      <w:hyperlink w:history="1" r:id="rIdzi-jchauwcfnxbhw03s9w">
+      <w:hyperlink w:history="1" r:id="rIdxqixdch2dae8pf_pa7ppo">
         <w:r>
           <w:rPr>
             <w:rStyle w:val="Hyperlink"/>
@@ -15775,7 +15775,7 @@
         </w:rPr>
         <w:t xml:space="preserve">出處：</w:t>
       </w:r>
-      <w:hyperlink w:history="1" r:id="rIdsghozs5lds3eegljqcym7">
+      <w:hyperlink w:history="1" r:id="rIdpqmr61lskocsqmznfit18">
         <w:r>
           <w:rPr>
             <w:rStyle w:val="Hyperlink"/>
@@ -15851,7 +15851,7 @@
         </w:rPr>
         <w:t xml:space="preserve">出處：</w:t>
       </w:r>
-      <w:hyperlink w:history="1" r:id="rIdyz_8fvyhisuck_jkh8viz">
+      <w:hyperlink w:history="1" r:id="rId1p-eemhxpfj1j4gd0djwq">
         <w:r>
           <w:rPr>
             <w:rStyle w:val="Hyperlink"/>
@@ -15927,7 +15927,7 @@
         </w:rPr>
         <w:t xml:space="preserve">出處：</w:t>
       </w:r>
-      <w:hyperlink w:history="1" r:id="rIdv9xhvtliml0wt2lmtr1uu">
+      <w:hyperlink w:history="1" r:id="rIdapc6tilduvkke0-egkjhv">
         <w:r>
           <w:rPr>
             <w:rStyle w:val="Hyperlink"/>
@@ -16003,7 +16003,7 @@
         </w:rPr>
         <w:t xml:space="preserve">出處：</w:t>
       </w:r>
-      <w:hyperlink w:history="1" r:id="rIdreq7vseump53pf7s5kxnl">
+      <w:hyperlink w:history="1" r:id="rId3aafpxxxv-ivedr7ur66a">
         <w:r>
           <w:rPr>
             <w:rStyle w:val="Hyperlink"/>
@@ -16079,7 +16079,7 @@
         </w:rPr>
         <w:t xml:space="preserve">出處：</w:t>
       </w:r>
-      <w:hyperlink w:history="1" r:id="rIdfvt-ybqqgjm1mxokmykjc">
+      <w:hyperlink w:history="1" r:id="rId-hekqhdu-fodz9qb-ntt0">
         <w:r>
           <w:rPr>
             <w:rStyle w:val="Hyperlink"/>
@@ -16155,7 +16155,7 @@
         </w:rPr>
         <w:t xml:space="preserve">出處：</w:t>
       </w:r>
-      <w:hyperlink w:history="1" r:id="rId9h6rtsxlmz-ftsknocesx">
+      <w:hyperlink w:history="1" r:id="rIdboe5laph_v0kpniuaietw">
         <w:r>
           <w:rPr>
             <w:rStyle w:val="Hyperlink"/>
@@ -16231,7 +16231,7 @@
         </w:rPr>
         <w:t xml:space="preserve">出處：</w:t>
       </w:r>
-      <w:hyperlink w:history="1" r:id="rId8p4z6nseuyuc1kz6i5cxd">
+      <w:hyperlink w:history="1" r:id="rIdv7xhfsfhin_ln3-3jxi8m">
         <w:r>
           <w:rPr>
             <w:rStyle w:val="Hyperlink"/>
@@ -16307,7 +16307,7 @@
         </w:rPr>
         <w:t xml:space="preserve">出處：</w:t>
       </w:r>
-      <w:hyperlink w:history="1" r:id="rIdoyhzrcxkohcrym3alcjnd">
+      <w:hyperlink w:history="1" r:id="rIdf4nsiun18gqexhb-farqu">
         <w:r>
           <w:rPr>
             <w:rStyle w:val="Hyperlink"/>
@@ -16383,7 +16383,7 @@
         </w:rPr>
         <w:t xml:space="preserve">出處：</w:t>
       </w:r>
-      <w:hyperlink w:history="1" r:id="rIdnbhihy8c8ldye6p-vtcs1">
+      <w:hyperlink w:history="1" r:id="rIdmgt5o3x3wifoyylhdnp8c">
         <w:r>
           <w:rPr>
             <w:rStyle w:val="Hyperlink"/>
@@ -16459,7 +16459,7 @@
         </w:rPr>
         <w:t xml:space="preserve">出處：</w:t>
       </w:r>
-      <w:hyperlink w:history="1" r:id="rIdtr_pq4qdi8ks_ayjnvyaz">
+      <w:hyperlink w:history="1" r:id="rIdk2tuerx206e9foyy5ktuj">
         <w:r>
           <w:rPr>
             <w:rStyle w:val="Hyperlink"/>
@@ -16535,7 +16535,7 @@
         </w:rPr>
         <w:t xml:space="preserve">出處：</w:t>
       </w:r>
-      <w:hyperlink w:history="1" r:id="rIdvzkm9pxmutfuconvfikvt">
+      <w:hyperlink w:history="1" r:id="rIdooqdzj3-a3y6pkzthm-de">
         <w:r>
           <w:rPr>
             <w:rStyle w:val="Hyperlink"/>
@@ -16611,7 +16611,7 @@
         </w:rPr>
         <w:t xml:space="preserve">出處：</w:t>
       </w:r>
-      <w:hyperlink w:history="1" r:id="rIdulwm2xmuhhr-rgjgjn4sg">
+      <w:hyperlink w:history="1" r:id="rId4es2onlovzij4aaev8pqi">
         <w:r>
           <w:rPr>
             <w:rStyle w:val="Hyperlink"/>
@@ -16687,7 +16687,7 @@
         </w:rPr>
         <w:t xml:space="preserve">出處：</w:t>
       </w:r>
-      <w:hyperlink w:history="1" r:id="rIdps6r-8szjsoc0whjlmnch">
+      <w:hyperlink w:history="1" r:id="rIdd-4siwp_wcbcidzmltzjd">
         <w:r>
           <w:rPr>
             <w:rStyle w:val="Hyperlink"/>
@@ -16779,7 +16779,7 @@
         </w:rPr>
         <w:t xml:space="preserve">出處：</w:t>
       </w:r>
-      <w:hyperlink w:history="1" r:id="rIdcbl55yobquq4ccpgldhar">
+      <w:hyperlink w:history="1" r:id="rIdxijumrh_o_xkrq03fmtio">
         <w:r>
           <w:rPr>
             <w:rStyle w:val="Hyperlink"/>
@@ -16855,7 +16855,7 @@
         </w:rPr>
         <w:t xml:space="preserve">出處：</w:t>
       </w:r>
-      <w:hyperlink w:history="1" r:id="rIdxxopb5mav2qjdq2znz5xy">
+      <w:hyperlink w:history="1" r:id="rIdefaemooadccfk3wefymff">
         <w:r>
           <w:rPr>
             <w:rStyle w:val="Hyperlink"/>
@@ -16931,7 +16931,7 @@
         </w:rPr>
         <w:t xml:space="preserve">出處：</w:t>
       </w:r>
-      <w:hyperlink w:history="1" r:id="rId9uc1ygy7rvfwudmisvv37">
+      <w:hyperlink w:history="1" r:id="rIdelq9cipbvjjogoyk53lrq">
         <w:r>
           <w:rPr>
             <w:rStyle w:val="Hyperlink"/>
@@ -17007,7 +17007,7 @@
         </w:rPr>
         <w:t xml:space="preserve">出處：</w:t>
       </w:r>
-      <w:hyperlink w:history="1" r:id="rIdxg0l9hp5wrrnewhexbcap">
+      <w:hyperlink w:history="1" r:id="rIdx-sqrpd26gtpcuzw6vvbz">
         <w:r>
           <w:rPr>
             <w:rStyle w:val="Hyperlink"/>
@@ -17083,7 +17083,7 @@
         </w:rPr>
         <w:t xml:space="preserve">出處：</w:t>
       </w:r>
-      <w:hyperlink w:history="1" r:id="rIdgaeex4qfi4cot3wdgfm7s">
+      <w:hyperlink w:history="1" r:id="rIdb--19sv2kewlze5uj7j9y">
         <w:r>
           <w:rPr>
             <w:rStyle w:val="Hyperlink"/>
@@ -17159,7 +17159,7 @@
         </w:rPr>
         <w:t xml:space="preserve">出處：</w:t>
       </w:r>
-      <w:hyperlink w:history="1" r:id="rId4gqjatr1kvdofjnetb0jd">
+      <w:hyperlink w:history="1" r:id="rIdvefoyk_qx6eo-_ietdpq7">
         <w:r>
           <w:rPr>
             <w:rStyle w:val="Hyperlink"/>
@@ -17235,7 +17235,7 @@
         </w:rPr>
         <w:t xml:space="preserve">出處：</w:t>
       </w:r>
-      <w:hyperlink w:history="1" r:id="rIdziz4nx5sg8ztyizlxvlti">
+      <w:hyperlink w:history="1" r:id="rId56999mr0yoahgscxu1d8a">
         <w:r>
           <w:rPr>
             <w:rStyle w:val="Hyperlink"/>
@@ -17311,7 +17311,7 @@
         </w:rPr>
         <w:t xml:space="preserve">出處：</w:t>
       </w:r>
-      <w:hyperlink w:history="1" r:id="rIdyrb5qdpemawcfskriqbjo">
+      <w:hyperlink w:history="1" r:id="rIdno8e1syzbvsdzhd5r8iil">
         <w:r>
           <w:rPr>
             <w:rStyle w:val="Hyperlink"/>
@@ -17387,7 +17387,7 @@
         </w:rPr>
         <w:t xml:space="preserve">出處：</w:t>
       </w:r>
-      <w:hyperlink w:history="1" r:id="rId_v9yutjali84k4ndkirha">
+      <w:hyperlink w:history="1" r:id="rIduhhpr6os-_3lf8z4zu48k">
         <w:r>
           <w:rPr>
             <w:rStyle w:val="Hyperlink"/>
@@ -17463,7 +17463,7 @@
         </w:rPr>
         <w:t xml:space="preserve">出處：</w:t>
       </w:r>
-      <w:hyperlink w:history="1" r:id="rIdywf6owjyvgrvz2-mjqjjb">
+      <w:hyperlink w:history="1" r:id="rIdlg5qzowracp7i84wouwsa">
         <w:r>
           <w:rPr>
             <w:rStyle w:val="Hyperlink"/>
@@ -17539,7 +17539,7 @@
         </w:rPr>
         <w:t xml:space="preserve">出處：</w:t>
       </w:r>
-      <w:hyperlink w:history="1" r:id="rIdbg_btth3emhjk9fcdrc-y">
+      <w:hyperlink w:history="1" r:id="rIdx4ct6gkwynwm6c_zpbxvz">
         <w:r>
           <w:rPr>
             <w:rStyle w:val="Hyperlink"/>
@@ -17615,7 +17615,7 @@
         </w:rPr>
         <w:t xml:space="preserve">出處：</w:t>
       </w:r>
-      <w:hyperlink w:history="1" r:id="rIdxrl17d7nlgpzot6wrvcn5">
+      <w:hyperlink w:history="1" r:id="rIdfrli55ilie2fx2lqky1vm">
         <w:r>
           <w:rPr>
             <w:rStyle w:val="Hyperlink"/>
@@ -17691,7 +17691,7 @@
         </w:rPr>
         <w:t xml:space="preserve">出處：</w:t>
       </w:r>
-      <w:hyperlink w:history="1" r:id="rIdlwc3p5zn3jj5xorxmt3v8">
+      <w:hyperlink w:history="1" r:id="rId_zqt23-9fpsiahi9ijvek">
         <w:r>
           <w:rPr>
             <w:rStyle w:val="Hyperlink"/>
@@ -17767,7 +17767,7 @@
         </w:rPr>
         <w:t xml:space="preserve">出處：</w:t>
       </w:r>
-      <w:hyperlink w:history="1" r:id="rIdicbdiodh3onlvkhbhgfgq">
+      <w:hyperlink w:history="1" r:id="rIdxw9yzoq4kv9cqcyffengn">
         <w:r>
           <w:rPr>
             <w:rStyle w:val="Hyperlink"/>
@@ -17843,7 +17843,7 @@
         </w:rPr>
         <w:t xml:space="preserve">出處：</w:t>
       </w:r>
-      <w:hyperlink w:history="1" r:id="rIddy75lb0slx84h0-rvpehf">
+      <w:hyperlink w:history="1" r:id="rIdvmk9fbx7jbcguwye_ebn_">
         <w:r>
           <w:rPr>
             <w:rStyle w:val="Hyperlink"/>
@@ -17919,7 +17919,7 @@
         </w:rPr>
         <w:t xml:space="preserve">出處：</w:t>
       </w:r>
-      <w:hyperlink w:history="1" r:id="rIdpsmj548qmuy--7i9xqi_f">
+      <w:hyperlink w:history="1" r:id="rId1y-t1a5_vntyvpogfabpt">
         <w:r>
           <w:rPr>
             <w:rStyle w:val="Hyperlink"/>
@@ -17995,7 +17995,7 @@
         </w:rPr>
         <w:t xml:space="preserve">出處：</w:t>
       </w:r>
-      <w:hyperlink w:history="1" r:id="rIdlc3yojjddafgktkecmzzv">
+      <w:hyperlink w:history="1" r:id="rIdq6bikv3tyulkikyqjte1u">
         <w:r>
           <w:rPr>
             <w:rStyle w:val="Hyperlink"/>
@@ -18071,7 +18071,7 @@
         </w:rPr>
         <w:t xml:space="preserve">出處：</w:t>
       </w:r>
-      <w:hyperlink w:history="1" r:id="rIdvy4dufqide8uxrbtbvuoj">
+      <w:hyperlink w:history="1" r:id="rId0nktvusyxfsjsy0ek2rdh">
         <w:r>
           <w:rPr>
             <w:rStyle w:val="Hyperlink"/>
@@ -18147,7 +18147,7 @@
         </w:rPr>
         <w:t xml:space="preserve">出處：</w:t>
       </w:r>
-      <w:hyperlink w:history="1" r:id="rIdc0rpl9uwzshel7fw4mu25">
+      <w:hyperlink w:history="1" r:id="rId0uglx9_kp6r9ehdctp5fx">
         <w:r>
           <w:rPr>
             <w:rStyle w:val="Hyperlink"/>
@@ -18223,7 +18223,7 @@
         </w:rPr>
         <w:t xml:space="preserve">出處：</w:t>
       </w:r>
-      <w:hyperlink w:history="1" r:id="rIdcjws7eibkvnt7ytfta1ol">
+      <w:hyperlink w:history="1" r:id="rIdsvjnh5sswtyatcczhxcpp">
         <w:r>
           <w:rPr>
             <w:rStyle w:val="Hyperlink"/>
@@ -18299,7 +18299,7 @@
         </w:rPr>
         <w:t xml:space="preserve">出處：</w:t>
       </w:r>
-      <w:hyperlink w:history="1" r:id="rIdubqtrml_a_ctjx6u4zpgy">
+      <w:hyperlink w:history="1" r:id="rIdpsdilkndnxiskraemjtoo">
         <w:r>
           <w:rPr>
             <w:rStyle w:val="Hyperlink"/>
@@ -18375,7 +18375,7 @@
         </w:rPr>
         <w:t xml:space="preserve">出處：</w:t>
       </w:r>
-      <w:hyperlink w:history="1" r:id="rId6ap03wiu497wzisx7qwqm">
+      <w:hyperlink w:history="1" r:id="rId3yigogdilovudfe9b2m9w">
         <w:r>
           <w:rPr>
             <w:rStyle w:val="Hyperlink"/>
@@ -18451,7 +18451,7 @@
         </w:rPr>
         <w:t xml:space="preserve">出處：</w:t>
       </w:r>
-      <w:hyperlink w:history="1" r:id="rIdz3zjrda0odsmcqyvlwj4f">
+      <w:hyperlink w:history="1" r:id="rIddoyjwji4vbq1egm7rbc5r">
         <w:r>
           <w:rPr>
             <w:rStyle w:val="Hyperlink"/>
@@ -18527,7 +18527,7 @@
         </w:rPr>
         <w:t xml:space="preserve">出處：</w:t>
       </w:r>
-      <w:hyperlink w:history="1" r:id="rIdsrap8bfu0wblgbcpwoiro">
+      <w:hyperlink w:history="1" r:id="rIdpwhblcenwyp_siqt9iqlv">
         <w:r>
           <w:rPr>
             <w:rStyle w:val="Hyperlink"/>
@@ -18603,7 +18603,7 @@
         </w:rPr>
         <w:t xml:space="preserve">出處：</w:t>
       </w:r>
-      <w:hyperlink w:history="1" r:id="rIdftw34clbddsoiwg1kbw_l">
+      <w:hyperlink w:history="1" r:id="rId8vnq0zewnyoovkuzurtbn">
         <w:r>
           <w:rPr>
             <w:rStyle w:val="Hyperlink"/>
@@ -18679,7 +18679,7 @@
         </w:rPr>
         <w:t xml:space="preserve">出處：</w:t>
       </w:r>
-      <w:hyperlink w:history="1" r:id="rIdznqzz3apfzo3l7bvxvfns">
+      <w:hyperlink w:history="1" r:id="rIdd0lyfk_-qu3lvfpgxdbhh">
         <w:r>
           <w:rPr>
             <w:rStyle w:val="Hyperlink"/>
@@ -18755,7 +18755,7 @@
         </w:rPr>
         <w:t xml:space="preserve">出處：</w:t>
       </w:r>
-      <w:hyperlink w:history="1" r:id="rIdk0v5dotjbu0quuydb5rmj">
+      <w:hyperlink w:history="1" r:id="rIdm0wkzr4lhaodlh_ekf7yo">
         <w:r>
           <w:rPr>
             <w:rStyle w:val="Hyperlink"/>
@@ -18831,7 +18831,7 @@
         </w:rPr>
         <w:t xml:space="preserve">出處：</w:t>
       </w:r>
-      <w:hyperlink w:history="1" r:id="rIdjxtw85fshpoxsnu9pfikc">
+      <w:hyperlink w:history="1" r:id="rId_odfvkx9m2zmpmpiv6mqr">
         <w:r>
           <w:rPr>
             <w:rStyle w:val="Hyperlink"/>
@@ -18907,7 +18907,7 @@
         </w:rPr>
         <w:t xml:space="preserve">出處：</w:t>
       </w:r>
-      <w:hyperlink w:history="1" r:id="rId5zjfqzuczg6_z9acxmhfb">
+      <w:hyperlink w:history="1" r:id="rIdxttreeqcsfg3scm7hfb6t">
         <w:r>
           <w:rPr>
             <w:rStyle w:val="Hyperlink"/>
@@ -18983,7 +18983,7 @@
         </w:rPr>
         <w:t xml:space="preserve">出處：</w:t>
       </w:r>
-      <w:hyperlink w:history="1" r:id="rIdhay-r1bixva8e9jbwmkng">
+      <w:hyperlink w:history="1" r:id="rIdgczodwubtumt5oibmrwow">
         <w:r>
           <w:rPr>
             <w:rStyle w:val="Hyperlink"/>
@@ -19059,7 +19059,7 @@
         </w:rPr>
         <w:t xml:space="preserve">出處：</w:t>
       </w:r>
-      <w:hyperlink w:history="1" r:id="rIdubqekokoxpqcved3ky8-v">
+      <w:hyperlink w:history="1" r:id="rIdtnk3hmfrq5k4qadcrwf3q">
         <w:r>
           <w:rPr>
             <w:rStyle w:val="Hyperlink"/>
@@ -19135,7 +19135,7 @@
         </w:rPr>
         <w:t xml:space="preserve">出處：</w:t>
       </w:r>
-      <w:hyperlink w:history="1" r:id="rIdjyylr14f4lmgwskexnmzc">
+      <w:hyperlink w:history="1" r:id="rIdejfedldiuhdmxxdleraa8">
         <w:r>
           <w:rPr>
             <w:rStyle w:val="Hyperlink"/>
@@ -19211,7 +19211,7 @@
         </w:rPr>
         <w:t xml:space="preserve">出處：</w:t>
       </w:r>
-      <w:hyperlink w:history="1" r:id="rId0lp5wyuhut2ycr5aeijji">
+      <w:hyperlink w:history="1" r:id="rIdpxsvka5tw-r6xvgilimxr">
         <w:r>
           <w:rPr>
             <w:rStyle w:val="Hyperlink"/>
@@ -19287,7 +19287,7 @@
         </w:rPr>
         <w:t xml:space="preserve">出處：</w:t>
       </w:r>
-      <w:hyperlink w:history="1" r:id="rIdbudnrde77-m-tgq1tld0v">
+      <w:hyperlink w:history="1" r:id="rIdms6jp-o2ywdk0ioirwb_x">
         <w:r>
           <w:rPr>
             <w:rStyle w:val="Hyperlink"/>
@@ -19363,7 +19363,7 @@
         </w:rPr>
         <w:t xml:space="preserve">出處：</w:t>
       </w:r>
-      <w:hyperlink w:history="1" r:id="rIdfrle6q9-bdzmh0dwihtpm">
+      <w:hyperlink w:history="1" r:id="rIdanp33tp6asfktkex6dhve">
         <w:r>
           <w:rPr>
             <w:rStyle w:val="Hyperlink"/>
@@ -19455,7 +19455,7 @@
         </w:rPr>
         <w:t xml:space="preserve">出處：</w:t>
       </w:r>
-      <w:hyperlink w:history="1" r:id="rId_18-qouwt_omd8idgo2so">
+      <w:hyperlink w:history="1" r:id="rIdheho2hbhrdz_rhcdhk-3f">
         <w:r>
           <w:rPr>
             <w:rStyle w:val="Hyperlink"/>
@@ -19531,7 +19531,7 @@
         </w:rPr>
         <w:t xml:space="preserve">出處：</w:t>
       </w:r>
-      <w:hyperlink w:history="1" r:id="rIda7pbfnbcyl5ecgkq60k37">
+      <w:hyperlink w:history="1" r:id="rIdok3m2nmxpwoht1-gmptde">
         <w:r>
           <w:rPr>
             <w:rStyle w:val="Hyperlink"/>
@@ -19607,7 +19607,7 @@
         </w:rPr>
         <w:t xml:space="preserve">出處：</w:t>
       </w:r>
-      <w:hyperlink w:history="1" r:id="rId3hxu8x68rzdrnbkipofdj">
+      <w:hyperlink w:history="1" r:id="rIdn4btg03etn5h3joiqlmxx">
         <w:r>
           <w:rPr>
             <w:rStyle w:val="Hyperlink"/>
@@ -19683,7 +19683,7 @@
         </w:rPr>
         <w:t xml:space="preserve">出處：</w:t>
       </w:r>
-      <w:hyperlink w:history="1" r:id="rIdqnbadv6cvgb-qrtnp1uho">
+      <w:hyperlink w:history="1" r:id="rIdnx4w9irc9fevnh8estl18">
         <w:r>
           <w:rPr>
             <w:rStyle w:val="Hyperlink"/>
@@ -19759,7 +19759,7 @@
         </w:rPr>
         <w:t xml:space="preserve">出處：</w:t>
       </w:r>
-      <w:hyperlink w:history="1" r:id="rIdhjo9xo3vbvzjcjptn9i2e">
+      <w:hyperlink w:history="1" r:id="rIdlsjs_nj-qylziv_wdagxq">
         <w:r>
           <w:rPr>
             <w:rStyle w:val="Hyperlink"/>
@@ -19835,7 +19835,7 @@
         </w:rPr>
         <w:t xml:space="preserve">出處：</w:t>
       </w:r>
-      <w:hyperlink w:history="1" r:id="rIdi9lcqr2pwhuzudjmfxti2">
+      <w:hyperlink w:history="1" r:id="rIdpneo7kdcagos3zaxydwou">
         <w:r>
           <w:rPr>
             <w:rStyle w:val="Hyperlink"/>
@@ -19911,7 +19911,7 @@
         </w:rPr>
         <w:t xml:space="preserve">出處：</w:t>
       </w:r>
-      <w:hyperlink w:history="1" r:id="rIdoxkwo66_pqlqboxgkwuq4">
+      <w:hyperlink w:history="1" r:id="rId8gtzf7plskibwxtzqhsxt">
         <w:r>
           <w:rPr>
             <w:rStyle w:val="Hyperlink"/>
@@ -19987,7 +19987,7 @@
         </w:rPr>
         <w:t xml:space="preserve">出處：</w:t>
       </w:r>
-      <w:hyperlink w:history="1" r:id="rIdx-mq3wn-xknd-r7qvljbu">
+      <w:hyperlink w:history="1" r:id="rIdna2pj4sitargsjjlofyop">
         <w:r>
           <w:rPr>
             <w:rStyle w:val="Hyperlink"/>
@@ -20063,7 +20063,7 @@
         </w:rPr>
         <w:t xml:space="preserve">出處：</w:t>
       </w:r>
-      <w:hyperlink w:history="1" r:id="rIdns3fhgim8h_qhmafgolmf">
+      <w:hyperlink w:history="1" r:id="rIdnzngyjlo-fsvyivk_pqko">
         <w:r>
           <w:rPr>
             <w:rStyle w:val="Hyperlink"/>
@@ -20139,7 +20139,7 @@
         </w:rPr>
         <w:t xml:space="preserve">出處：</w:t>
       </w:r>
-      <w:hyperlink w:history="1" r:id="rIdg8rjvyc18dkzvphk-opxe">
+      <w:hyperlink w:history="1" r:id="rId-greqdk1b4ljhebakk9in">
         <w:r>
           <w:rPr>
             <w:rStyle w:val="Hyperlink"/>
@@ -20215,7 +20215,7 @@
         </w:rPr>
         <w:t xml:space="preserve">出處：</w:t>
       </w:r>
-      <w:hyperlink w:history="1" r:id="rIdou6rxlftjmn7jtesc8asy">
+      <w:hyperlink w:history="1" r:id="rId2ladp75nbdlhwqlosbrks">
         <w:r>
           <w:rPr>
             <w:rStyle w:val="Hyperlink"/>
@@ -20291,7 +20291,7 @@
         </w:rPr>
         <w:t xml:space="preserve">出處：</w:t>
       </w:r>
-      <w:hyperlink w:history="1" r:id="rId1refwvk30_lfpa6mjkynu">
+      <w:hyperlink w:history="1" r:id="rIdmiorelbb5fizqwq-n-koj">
         <w:r>
           <w:rPr>
             <w:rStyle w:val="Hyperlink"/>
@@ -20367,7 +20367,7 @@
         </w:rPr>
         <w:t xml:space="preserve">出處：</w:t>
       </w:r>
-      <w:hyperlink w:history="1" r:id="rIdqaxnv-6nd7gozcaflpmup">
+      <w:hyperlink w:history="1" r:id="rIdw_zzsbbqsgnqnnf_x6j-o">
         <w:r>
           <w:rPr>
             <w:rStyle w:val="Hyperlink"/>
@@ -20443,7 +20443,7 @@
         </w:rPr>
         <w:t xml:space="preserve">出處：</w:t>
       </w:r>
-      <w:hyperlink w:history="1" r:id="rIdv91pzjqcece9u6ejskfpd">
+      <w:hyperlink w:history="1" r:id="rIdbnnx3vd5px8vclbsmemkg">
         <w:r>
           <w:rPr>
             <w:rStyle w:val="Hyperlink"/>
@@ -20519,7 +20519,7 @@
         </w:rPr>
         <w:t xml:space="preserve">出處：</w:t>
       </w:r>
-      <w:hyperlink w:history="1" r:id="rId6svogvchgmzn2cx5kceyh">
+      <w:hyperlink w:history="1" r:id="rIdzd4rmxwip7uxefpczo0vu">
         <w:r>
           <w:rPr>
             <w:rStyle w:val="Hyperlink"/>
@@ -20595,7 +20595,7 @@
         </w:rPr>
         <w:t xml:space="preserve">出處：</w:t>
       </w:r>
-      <w:hyperlink w:history="1" r:id="rId1vr1xguxzur-sfot0hy68">
+      <w:hyperlink w:history="1" r:id="rIdgbb0s_sxq6atsyzpqd7pt">
         <w:r>
           <w:rPr>
             <w:rStyle w:val="Hyperlink"/>
@@ -20671,7 +20671,7 @@
         </w:rPr>
         <w:t xml:space="preserve">出處：</w:t>
       </w:r>
-      <w:hyperlink w:history="1" r:id="rIdxwjp132alz0psmet_gel6">
+      <w:hyperlink w:history="1" r:id="rIdd2lieti5olid2wivkplpz">
         <w:r>
           <w:rPr>
             <w:rStyle w:val="Hyperlink"/>
@@ -20747,7 +20747,7 @@
         </w:rPr>
         <w:t xml:space="preserve">出處：</w:t>
       </w:r>
-      <w:hyperlink w:history="1" r:id="rIdbqhbg_dijas25v-pt7hdp">
+      <w:hyperlink w:history="1" r:id="rIdvxpjuu_pxbasqdkhkrjnh">
         <w:r>
           <w:rPr>
             <w:rStyle w:val="Hyperlink"/>
@@ -20839,7 +20839,7 @@
         </w:rPr>
         <w:t xml:space="preserve">出處：</w:t>
       </w:r>
-      <w:hyperlink w:history="1" r:id="rId-e0hnk8vzj38sooxnqk-0">
+      <w:hyperlink w:history="1" r:id="rIdqjymulgllelxziq_o3mym">
         <w:r>
           <w:rPr>
             <w:rStyle w:val="Hyperlink"/>
@@ -20915,7 +20915,7 @@
         </w:rPr>
         <w:t xml:space="preserve">出處：</w:t>
       </w:r>
-      <w:hyperlink w:history="1" r:id="rIdub_fa7idzvgi82ch_z514">
+      <w:hyperlink w:history="1" r:id="rIde1uo3ric0ylccbxlu0qd2">
         <w:r>
           <w:rPr>
             <w:rStyle w:val="Hyperlink"/>
@@ -20991,7 +20991,7 @@
         </w:rPr>
         <w:t xml:space="preserve">出處：</w:t>
       </w:r>
-      <w:hyperlink w:history="1" r:id="rIdxosy0c7q510e5-hwglyny">
+      <w:hyperlink w:history="1" r:id="rIdl85rxgtf8itmre7mtrgic">
         <w:r>
           <w:rPr>
             <w:rStyle w:val="Hyperlink"/>
@@ -21067,7 +21067,7 @@
         </w:rPr>
         <w:t xml:space="preserve">出處：</w:t>
       </w:r>
-      <w:hyperlink w:history="1" r:id="rIdnvc8ivwpvwih2ecqvfowg">
+      <w:hyperlink w:history="1" r:id="rIdwyp-cyffha3vbpcbvz31f">
         <w:r>
           <w:rPr>
             <w:rStyle w:val="Hyperlink"/>
@@ -21143,7 +21143,7 @@
         </w:rPr>
         <w:t xml:space="preserve">出處：</w:t>
       </w:r>
-      <w:hyperlink w:history="1" r:id="rIdvg-7u9k6iusxd2leronj8">
+      <w:hyperlink w:history="1" r:id="rIdfs0hobxol6nhzc5uoo40o">
         <w:r>
           <w:rPr>
             <w:rStyle w:val="Hyperlink"/>
@@ -21219,7 +21219,7 @@
         </w:rPr>
         <w:t xml:space="preserve">出處：</w:t>
       </w:r>
-      <w:hyperlink w:history="1" r:id="rIde8wcfqo1jbccwzq3b2yz_">
+      <w:hyperlink w:history="1" r:id="rIdcch-updzs-37wxlibehmn">
         <w:r>
           <w:rPr>
             <w:rStyle w:val="Hyperlink"/>
@@ -21295,7 +21295,7 @@
         </w:rPr>
         <w:t xml:space="preserve">出處：</w:t>
       </w:r>
-      <w:hyperlink w:history="1" r:id="rIdlkthtv26hncbw76yf1lau">
+      <w:hyperlink w:history="1" r:id="rIdnc5frs4eldthmagqfpgw5">
         <w:r>
           <w:rPr>
             <w:rStyle w:val="Hyperlink"/>
@@ -21371,7 +21371,7 @@
         </w:rPr>
         <w:t xml:space="preserve">出處：</w:t>
       </w:r>
-      <w:hyperlink w:history="1" r:id="rIdqh_sbygavznrl4meahh8r">
+      <w:hyperlink w:history="1" r:id="rIduf1emftbdracqgk_6ul3r">
         <w:r>
           <w:rPr>
             <w:rStyle w:val="Hyperlink"/>
@@ -21447,7 +21447,7 @@
         </w:rPr>
         <w:t xml:space="preserve">出處：</w:t>
       </w:r>
-      <w:hyperlink w:history="1" r:id="rIds3fifav_dtoloafbnnxts">
+      <w:hyperlink w:history="1" r:id="rIdbxnkdibphrt1fbdasvi5l">
         <w:r>
           <w:rPr>
             <w:rStyle w:val="Hyperlink"/>
@@ -21523,7 +21523,7 @@
         </w:rPr>
         <w:t xml:space="preserve">出處：</w:t>
       </w:r>
-      <w:hyperlink w:history="1" r:id="rIdyb2vqc0beijrtm9lqe9fp">
+      <w:hyperlink w:history="1" r:id="rIdmvjdhaiwuxghtab3nydje">
         <w:r>
           <w:rPr>
             <w:rStyle w:val="Hyperlink"/>
@@ -21599,7 +21599,7 @@
         </w:rPr>
         <w:t xml:space="preserve">出處：</w:t>
       </w:r>
-      <w:hyperlink w:history="1" r:id="rIdnwyxwlv0-nbkv6pgxbbz6">
+      <w:hyperlink w:history="1" r:id="rIdh2elbi8u3tql_mrnqppgg">
         <w:r>
           <w:rPr>
             <w:rStyle w:val="Hyperlink"/>
@@ -21675,7 +21675,7 @@
         </w:rPr>
         <w:t xml:space="preserve">出處：</w:t>
       </w:r>
-      <w:hyperlink w:history="1" r:id="rIdy0zfcjkizy5kintkqskwe">
+      <w:hyperlink w:history="1" r:id="rIdsxoulax7m2tbvw1epgi1h">
         <w:r>
           <w:rPr>
             <w:rStyle w:val="Hyperlink"/>
@@ -21751,7 +21751,7 @@
         </w:rPr>
         <w:t xml:space="preserve">出處：</w:t>
       </w:r>
-      <w:hyperlink w:history="1" r:id="rId7yttj8ko3a6fnzs36wesl">
+      <w:hyperlink w:history="1" r:id="rId_vatvlzt6yh8d1umph4bo">
         <w:r>
           <w:rPr>
             <w:rStyle w:val="Hyperlink"/>
@@ -21827,7 +21827,7 @@
         </w:rPr>
         <w:t xml:space="preserve">出處：</w:t>
       </w:r>
-      <w:hyperlink w:history="1" r:id="rId_8rcvrbatk-jrwyt_th3t">
+      <w:hyperlink w:history="1" r:id="rIdptqxtwp7n6dk4h51iw3yl">
         <w:r>
           <w:rPr>
             <w:rStyle w:val="Hyperlink"/>
@@ -21903,7 +21903,7 @@
         </w:rPr>
         <w:t xml:space="preserve">出處：</w:t>
       </w:r>
-      <w:hyperlink w:history="1" r:id="rIdvpwybo3uxbyvjkuyi4pyb">
+      <w:hyperlink w:history="1" r:id="rId7cw5fyzt7b8gatl_7wdlw">
         <w:r>
           <w:rPr>
             <w:rStyle w:val="Hyperlink"/>
@@ -21979,7 +21979,7 @@
         </w:rPr>
         <w:t xml:space="preserve">出處：</w:t>
       </w:r>
-      <w:hyperlink w:history="1" r:id="rId_domje9evgq7so7col-vy">
+      <w:hyperlink w:history="1" r:id="rIduhunm2-uubnzfi_yagh7z">
         <w:r>
           <w:rPr>
             <w:rStyle w:val="Hyperlink"/>
@@ -22055,7 +22055,7 @@
         </w:rPr>
         <w:t xml:space="preserve">出處：</w:t>
       </w:r>
-      <w:hyperlink w:history="1" r:id="rIdhpg8-opsmuvuh703dabht">
+      <w:hyperlink w:history="1" r:id="rIdyh3fuuytj2atrijkpxbzv">
         <w:r>
           <w:rPr>
             <w:rStyle w:val="Hyperlink"/>
@@ -22131,7 +22131,7 @@
         </w:rPr>
         <w:t xml:space="preserve">出處：</w:t>
       </w:r>
-      <w:hyperlink w:history="1" r:id="rIdgmvtajouhnwewacy4hstu">
+      <w:hyperlink w:history="1" r:id="rId5bfkebem5aiqjejujhvf7">
         <w:r>
           <w:rPr>
             <w:rStyle w:val="Hyperlink"/>
@@ -22207,7 +22207,7 @@
         </w:rPr>
         <w:t xml:space="preserve">出處：</w:t>
       </w:r>
-      <w:hyperlink w:history="1" r:id="rIdb7mjferxvkswj0atqdm5t">
+      <w:hyperlink w:history="1" r:id="rIdbjn55nghlsixeolnza0cm">
         <w:r>
           <w:rPr>
             <w:rStyle w:val="Hyperlink"/>
@@ -22283,7 +22283,7 @@
         </w:rPr>
         <w:t xml:space="preserve">出處：</w:t>
       </w:r>
-      <w:hyperlink w:history="1" r:id="rIdlmw0xmyimamfqaot8ovc2">
+      <w:hyperlink w:history="1" r:id="rIdamgmhwzszrldg-boyqsxv">
         <w:r>
           <w:rPr>
             <w:rStyle w:val="Hyperlink"/>
@@ -22359,7 +22359,7 @@
         </w:rPr>
         <w:t xml:space="preserve">出處：</w:t>
       </w:r>
-      <w:hyperlink w:history="1" r:id="rIdczdnr-y6s_tv421hlda4s">
+      <w:hyperlink w:history="1" r:id="rIdam5pgrrvdb8efj1rwyv9o">
         <w:r>
           <w:rPr>
             <w:rStyle w:val="Hyperlink"/>
@@ -22435,7 +22435,7 @@
         </w:rPr>
         <w:t xml:space="preserve">出處：</w:t>
       </w:r>
-      <w:hyperlink w:history="1" r:id="rIdqterllmwexyt6fus0kkof">
+      <w:hyperlink w:history="1" r:id="rIdwcvn6ngqacf2jz5nxvryd">
         <w:r>
           <w:rPr>
             <w:rStyle w:val="Hyperlink"/>
@@ -22511,7 +22511,7 @@
         </w:rPr>
         <w:t xml:space="preserve">出處：</w:t>
       </w:r>
-      <w:hyperlink w:history="1" r:id="rIdmkxbrb0norlzot2qgalkb">
+      <w:hyperlink w:history="1" r:id="rId-22r3ntugddmbwtecb3ov">
         <w:r>
           <w:rPr>
             <w:rStyle w:val="Hyperlink"/>
@@ -22587,7 +22587,7 @@
         </w:rPr>
         <w:t xml:space="preserve">出處：</w:t>
       </w:r>
-      <w:hyperlink w:history="1" r:id="rIdi1x5-co96bgp4iyhycj0g">
+      <w:hyperlink w:history="1" r:id="rId2xouiaxantaiv7_996vy6">
         <w:r>
           <w:rPr>
             <w:rStyle w:val="Hyperlink"/>
@@ -22663,7 +22663,7 @@
         </w:rPr>
         <w:t xml:space="preserve">出處：</w:t>
       </w:r>
-      <w:hyperlink w:history="1" r:id="rIdw3tlyrql5y5rel3bmfqil">
+      <w:hyperlink w:history="1" r:id="rId26ud2xys7jwpjs1nug-_7">
         <w:r>
           <w:rPr>
             <w:rStyle w:val="Hyperlink"/>
@@ -22739,7 +22739,7 @@
         </w:rPr>
         <w:t xml:space="preserve">出處：</w:t>
       </w:r>
-      <w:hyperlink w:history="1" r:id="rIdcs4yd72pkt9vrdftp1xuq">
+      <w:hyperlink w:history="1" r:id="rIduy5yf-xzsyd2vnlpj4cpz">
         <w:r>
           <w:rPr>
             <w:rStyle w:val="Hyperlink"/>
@@ -22815,7 +22815,7 @@
         </w:rPr>
         <w:t xml:space="preserve">出處：</w:t>
       </w:r>
-      <w:hyperlink w:history="1" r:id="rIdlr72tmrzd4l1kqgejjxx0">
+      <w:hyperlink w:history="1" r:id="rId0bf3ckhde_icgrmpjxesw">
         <w:r>
           <w:rPr>
             <w:rStyle w:val="Hyperlink"/>
@@ -22891,7 +22891,7 @@
         </w:rPr>
         <w:t xml:space="preserve">出處：</w:t>
       </w:r>
-      <w:hyperlink w:history="1" r:id="rIdkgpnce3kdvsf_xyuae19s">
+      <w:hyperlink w:history="1" r:id="rIdy4ri37hf36cj4klhgcle-">
         <w:r>
           <w:rPr>
             <w:rStyle w:val="Hyperlink"/>
@@ -22967,7 +22967,7 @@
         </w:rPr>
         <w:t xml:space="preserve">出處：</w:t>
       </w:r>
-      <w:hyperlink w:history="1" r:id="rIdpbgujn5hvicxvjekofrgy">
+      <w:hyperlink w:history="1" r:id="rIdz4bqehqvf8dtn0lxa7u50">
         <w:r>
           <w:rPr>
             <w:rStyle w:val="Hyperlink"/>
@@ -23043,7 +23043,7 @@
         </w:rPr>
         <w:t xml:space="preserve">出處：</w:t>
       </w:r>
-      <w:hyperlink w:history="1" r:id="rIdues9pdts_agybda5trkkz">
+      <w:hyperlink w:history="1" r:id="rIdcqcc0hwcxovuqqeqcdxmr">
         <w:r>
           <w:rPr>
             <w:rStyle w:val="Hyperlink"/>
@@ -23119,7 +23119,7 @@
         </w:rPr>
         <w:t xml:space="preserve">出處：</w:t>
       </w:r>
-      <w:hyperlink w:history="1" r:id="rId-vgjjrnk3uo4l9nq3_k2y">
+      <w:hyperlink w:history="1" r:id="rIdip3kesivsfj29fioinkp7">
         <w:r>
           <w:rPr>
             <w:rStyle w:val="Hyperlink"/>
@@ -23195,7 +23195,7 @@
         </w:rPr>
         <w:t xml:space="preserve">出處：</w:t>
       </w:r>
-      <w:hyperlink w:history="1" r:id="rIdcx6rxygsuixouv-vh92gr">
+      <w:hyperlink w:history="1" r:id="rIddbcnzyvbf1dge8frswmsa">
         <w:r>
           <w:rPr>
             <w:rStyle w:val="Hyperlink"/>
@@ -23271,7 +23271,7 @@
         </w:rPr>
         <w:t xml:space="preserve">出處：</w:t>
       </w:r>
-      <w:hyperlink w:history="1" r:id="rId8vjd-pri7vihaisqetoc5">
+      <w:hyperlink w:history="1" r:id="rIdhtymkxypm0zacajquatk7">
         <w:r>
           <w:rPr>
             <w:rStyle w:val="Hyperlink"/>
@@ -23347,7 +23347,7 @@
         </w:rPr>
         <w:t xml:space="preserve">出處：</w:t>
       </w:r>
-      <w:hyperlink w:history="1" r:id="rIdc6p_wudnufc3pndalcj4_">
+      <w:hyperlink w:history="1" r:id="rIdcbkdhdili-kkqycjxonnc">
         <w:r>
           <w:rPr>
             <w:rStyle w:val="Hyperlink"/>
@@ -23423,7 +23423,7 @@
         </w:rPr>
         <w:t xml:space="preserve">出處：</w:t>
       </w:r>
-      <w:hyperlink w:history="1" r:id="rIdyk7-6llbrynacamdh2mii">
+      <w:hyperlink w:history="1" r:id="rIdouynaoeedr-9wkscrfsko">
         <w:r>
           <w:rPr>
             <w:rStyle w:val="Hyperlink"/>
@@ -23499,7 +23499,7 @@
         </w:rPr>
         <w:t xml:space="preserve">出處：</w:t>
       </w:r>
-      <w:hyperlink w:history="1" r:id="rIduky_iiqboztxh6fqrszho">
+      <w:hyperlink w:history="1" r:id="rIdcpi8fnp8ltymyozjz1ame">
         <w:r>
           <w:rPr>
             <w:rStyle w:val="Hyperlink"/>
@@ -23575,7 +23575,7 @@
         </w:rPr>
         <w:t xml:space="preserve">出處：</w:t>
       </w:r>
-      <w:hyperlink w:history="1" r:id="rIdlvger_5plklmvmjlvfz3w">
+      <w:hyperlink w:history="1" r:id="rIdavmgnl1zzyige1ybsg_wb">
         <w:r>
           <w:rPr>
             <w:rStyle w:val="Hyperlink"/>
@@ -23651,7 +23651,7 @@
         </w:rPr>
         <w:t xml:space="preserve">出處：</w:t>
       </w:r>
-      <w:hyperlink w:history="1" r:id="rIdx8jgvx4o8ibtzmp8dp7zy">
+      <w:hyperlink w:history="1" r:id="rIdrvqka3c_gx6n65j7-o_qp">
         <w:r>
           <w:rPr>
             <w:rStyle w:val="Hyperlink"/>
@@ -23727,7 +23727,7 @@
         </w:rPr>
         <w:t xml:space="preserve">出處：</w:t>
       </w:r>
-      <w:hyperlink w:history="1" r:id="rId1us5eajhezvkctxnvduvp">
+      <w:hyperlink w:history="1" r:id="rIdykhgsppvyqkyc09gndyjg">
         <w:r>
           <w:rPr>
             <w:rStyle w:val="Hyperlink"/>
@@ -23803,7 +23803,7 @@
         </w:rPr>
         <w:t xml:space="preserve">出處：</w:t>
       </w:r>
-      <w:hyperlink w:history="1" r:id="rIdanqp4t0adehnimpwpj62m">
+      <w:hyperlink w:history="1" r:id="rId2zaflnmuygakvasxnlkuz">
         <w:r>
           <w:rPr>
             <w:rStyle w:val="Hyperlink"/>
@@ -23879,7 +23879,7 @@
         </w:rPr>
         <w:t xml:space="preserve">出處：</w:t>
       </w:r>
-      <w:hyperlink w:history="1" r:id="rIdntsjme_8fxwz_256y2bca">
+      <w:hyperlink w:history="1" r:id="rIdgigit8ylinbbk5pinkgam">
         <w:r>
           <w:rPr>
             <w:rStyle w:val="Hyperlink"/>
@@ -23955,7 +23955,7 @@
         </w:rPr>
         <w:t xml:space="preserve">出處：</w:t>
       </w:r>
-      <w:hyperlink w:history="1" r:id="rIdaihhbwlwbpef5alsuxgwf">
+      <w:hyperlink w:history="1" r:id="rIdf5or51zkwc7swgp8u2vfs">
         <w:r>
           <w:rPr>
             <w:rStyle w:val="Hyperlink"/>
@@ -24031,7 +24031,7 @@
         </w:rPr>
         <w:t xml:space="preserve">出處：</w:t>
       </w:r>
-      <w:hyperlink w:history="1" r:id="rIdtm9p2e-ragdssn5b7yv4u">
+      <w:hyperlink w:history="1" r:id="rIdjrmvv5unvssmvtiuh6q50">
         <w:r>
           <w:rPr>
             <w:rStyle w:val="Hyperlink"/>
@@ -24107,7 +24107,7 @@
         </w:rPr>
         <w:t xml:space="preserve">出處：</w:t>
       </w:r>
-      <w:hyperlink w:history="1" r:id="rIdavlwcuwaoiex9xjdpwzmc">
+      <w:hyperlink w:history="1" r:id="rIdryfep8sanbmnsry5grq_z">
         <w:r>
           <w:rPr>
             <w:rStyle w:val="Hyperlink"/>
@@ -24183,7 +24183,7 @@
         </w:rPr>
         <w:t xml:space="preserve">出處：</w:t>
       </w:r>
-      <w:hyperlink w:history="1" r:id="rIddaivkak3iqs8ighdmk15s">
+      <w:hyperlink w:history="1" r:id="rIdcopzahvcr_6fkj0gzhs2a">
         <w:r>
           <w:rPr>
             <w:rStyle w:val="Hyperlink"/>
@@ -24259,7 +24259,7 @@
         </w:rPr>
         <w:t xml:space="preserve">出處：</w:t>
       </w:r>
-      <w:hyperlink w:history="1" r:id="rIdaamw4umax8kuzocttiljw">
+      <w:hyperlink w:history="1" r:id="rIdnv9wbwqug4jvt7rjbsu8v">
         <w:r>
           <w:rPr>
             <w:rStyle w:val="Hyperlink"/>
@@ -24335,7 +24335,7 @@
         </w:rPr>
         <w:t xml:space="preserve">出處：</w:t>
       </w:r>
-      <w:hyperlink w:history="1" r:id="rIdwct2m82qrmsihqst9dyhn">
+      <w:hyperlink w:history="1" r:id="rIdxoohicathuqm4dzih6kft">
         <w:r>
           <w:rPr>
             <w:rStyle w:val="Hyperlink"/>
@@ -24411,7 +24411,7 @@
         </w:rPr>
         <w:t xml:space="preserve">出處：</w:t>
       </w:r>
-      <w:hyperlink w:history="1" r:id="rIdqxl2sufop5g3xkcm3hj2t">
+      <w:hyperlink w:history="1" r:id="rIdzeznfzhljre_ywdndmyeh">
         <w:r>
           <w:rPr>
             <w:rStyle w:val="Hyperlink"/>
@@ -24487,7 +24487,7 @@
         </w:rPr>
         <w:t xml:space="preserve">出處：</w:t>
       </w:r>
-      <w:hyperlink w:history="1" r:id="rIdq8fm6jy-vseh4mmekpk0y">
+      <w:hyperlink w:history="1" r:id="rId0e_fsdddk2v_ekbtrgj6-">
         <w:r>
           <w:rPr>
             <w:rStyle w:val="Hyperlink"/>
@@ -24563,7 +24563,7 @@
         </w:rPr>
         <w:t xml:space="preserve">出處：</w:t>
       </w:r>
-      <w:hyperlink w:history="1" r:id="rIdctpr1f1mdvdoq0yc_16ni">
+      <w:hyperlink w:history="1" r:id="rId2hwyakthnfdhla81bmha2">
         <w:r>
           <w:rPr>
             <w:rStyle w:val="Hyperlink"/>
@@ -24639,7 +24639,7 @@
         </w:rPr>
         <w:t xml:space="preserve">出處：</w:t>
       </w:r>
-      <w:hyperlink w:history="1" r:id="rId4wxv-4lexcjmn9avpbriy">
+      <w:hyperlink w:history="1" r:id="rId2tgpfm9tjgg1g6ragqagr">
         <w:r>
           <w:rPr>
             <w:rStyle w:val="Hyperlink"/>
@@ -24715,7 +24715,7 @@
         </w:rPr>
         <w:t xml:space="preserve">出處：</w:t>
       </w:r>
-      <w:hyperlink w:history="1" r:id="rIdc-y0-a31cjurc8bwn9tan">
+      <w:hyperlink w:history="1" r:id="rIdpb2_g_cni337q9x1ra5p0">
         <w:r>
           <w:rPr>
             <w:rStyle w:val="Hyperlink"/>
@@ -24791,7 +24791,7 @@
         </w:rPr>
         <w:t xml:space="preserve">出處：</w:t>
       </w:r>
-      <w:hyperlink w:history="1" r:id="rIdkq5diduuyjgxtronjb7_f">
+      <w:hyperlink w:history="1" r:id="rIdg8jkxtfogycejphp8o2h2">
         <w:r>
           <w:rPr>
             <w:rStyle w:val="Hyperlink"/>
@@ -24867,7 +24867,7 @@
         </w:rPr>
         <w:t xml:space="preserve">出處：</w:t>
       </w:r>
-      <w:hyperlink w:history="1" r:id="rIduvljdafpoi9zuf3ndjpcp">
+      <w:hyperlink w:history="1" r:id="rIdcsreokwludivly3vsqjyf">
         <w:r>
           <w:rPr>
             <w:rStyle w:val="Hyperlink"/>
@@ -24943,7 +24943,7 @@
         </w:rPr>
         <w:t xml:space="preserve">出處：</w:t>
       </w:r>
-      <w:hyperlink w:history="1" r:id="rIdmml5jt6ipyyfe7cbrsov8">
+      <w:hyperlink w:history="1" r:id="rId5vjqjvvzvgg3cspipwxto">
         <w:r>
           <w:rPr>
             <w:rStyle w:val="Hyperlink"/>
@@ -25035,7 +25035,7 @@
         </w:rPr>
         <w:t xml:space="preserve">出處：</w:t>
       </w:r>
-      <w:hyperlink w:history="1" r:id="rId4himh-s2w9m3f7tbofskm">
+      <w:hyperlink w:history="1" r:id="rIdusgajqqzxgemmjh5f3pz_">
         <w:r>
           <w:rPr>
             <w:rStyle w:val="Hyperlink"/>
@@ -25111,7 +25111,7 @@
         </w:rPr>
         <w:t xml:space="preserve">出處：</w:t>
       </w:r>
-      <w:hyperlink w:history="1" r:id="rIdrbssmfshy_g41b60kybyc">
+      <w:hyperlink w:history="1" r:id="rIdsdfwf8yq0okt-0znfqigm">
         <w:r>
           <w:rPr>
             <w:rStyle w:val="Hyperlink"/>
@@ -25187,7 +25187,7 @@
         </w:rPr>
         <w:t xml:space="preserve">出處：</w:t>
       </w:r>
-      <w:hyperlink w:history="1" r:id="rIdd3kq2ubaricqhi4okp14j">
+      <w:hyperlink w:history="1" r:id="rIdozeumhb-1w2etwj7awkxb">
         <w:r>
           <w:rPr>
             <w:rStyle w:val="Hyperlink"/>
@@ -25263,7 +25263,7 @@
         </w:rPr>
         <w:t xml:space="preserve">出處：</w:t>
       </w:r>
-      <w:hyperlink w:history="1" r:id="rIdiwfnjo8ndyluieiqza4t-">
+      <w:hyperlink w:history="1" r:id="rIdviv43xk-ff7h74xoqp-mj">
         <w:r>
           <w:rPr>
             <w:rStyle w:val="Hyperlink"/>
@@ -25339,7 +25339,7 @@
         </w:rPr>
         <w:t xml:space="preserve">出處：</w:t>
       </w:r>
-      <w:hyperlink w:history="1" r:id="rId2nhkwmnd7hdm3eykxtml1">
+      <w:hyperlink w:history="1" r:id="rIdslrr5sl8j8j6x3-lvkka5">
         <w:r>
           <w:rPr>
             <w:rStyle w:val="Hyperlink"/>
@@ -25415,7 +25415,7 @@
         </w:rPr>
         <w:t xml:space="preserve">出處：</w:t>
       </w:r>
-      <w:hyperlink w:history="1" r:id="rIdb0bjwuj14ldzfphrnlk1b">
+      <w:hyperlink w:history="1" r:id="rIdskc5yh8lvmhxd07rbjqgy">
         <w:r>
           <w:rPr>
             <w:rStyle w:val="Hyperlink"/>
@@ -25491,7 +25491,7 @@
         </w:rPr>
         <w:t xml:space="preserve">出處：</w:t>
       </w:r>
-      <w:hyperlink w:history="1" r:id="rIdhdz_qd6ysyfvutc7wht6q">
+      <w:hyperlink w:history="1" r:id="rIdpqcjrzgundt5qkxs5dhzm">
         <w:r>
           <w:rPr>
             <w:rStyle w:val="Hyperlink"/>
@@ -25567,7 +25567,7 @@
         </w:rPr>
         <w:t xml:space="preserve">出處：</w:t>
       </w:r>
-      <w:hyperlink w:history="1" r:id="rIdrzfv59ex3ulnnsnxm73gt">
+      <w:hyperlink w:history="1" r:id="rIdeppoz78iqukhnukoc4wcg">
         <w:r>
           <w:rPr>
             <w:rStyle w:val="Hyperlink"/>
@@ -25643,7 +25643,7 @@
         </w:rPr>
         <w:t xml:space="preserve">出處：</w:t>
       </w:r>
-      <w:hyperlink w:history="1" r:id="rIdrilixzqrsingoqiym3gr0">
+      <w:hyperlink w:history="1" r:id="rIdc6n0xip3msss2zli6dc3r">
         <w:r>
           <w:rPr>
             <w:rStyle w:val="Hyperlink"/>
@@ -25719,7 +25719,7 @@
         </w:rPr>
         <w:t xml:space="preserve">出處：</w:t>
       </w:r>
-      <w:hyperlink w:history="1" r:id="rIdixqafmomv5z8ipvs-ynpb">
+      <w:hyperlink w:history="1" r:id="rIdr5j7ney-aoc7djbanzyak">
         <w:r>
           <w:rPr>
             <w:rStyle w:val="Hyperlink"/>
@@ -25795,7 +25795,7 @@
         </w:rPr>
         <w:t xml:space="preserve">出處：</w:t>
       </w:r>
-      <w:hyperlink w:history="1" r:id="rIdohm8wrhl-emna3eu-58pa">
+      <w:hyperlink w:history="1" r:id="rIdywpk9i5e9bpxi6_k6kuqz">
         <w:r>
           <w:rPr>
             <w:rStyle w:val="Hyperlink"/>
@@ -25871,7 +25871,7 @@
         </w:rPr>
         <w:t xml:space="preserve">出處：</w:t>
       </w:r>
-      <w:hyperlink w:history="1" r:id="rId1phbv6bcl_schemgwcvax">
+      <w:hyperlink w:history="1" r:id="rIdzbhqqzl7sdslz2lx0a5vx">
         <w:r>
           <w:rPr>
             <w:rStyle w:val="Hyperlink"/>
@@ -25947,7 +25947,7 @@
         </w:rPr>
         <w:t xml:space="preserve">出處：</w:t>
       </w:r>
-      <w:hyperlink w:history="1" r:id="rIdju6_xyqd6ghfuj43-kiar">
+      <w:hyperlink w:history="1" r:id="rIdlfvwow4bahhbqiubhc0km">
         <w:r>
           <w:rPr>
             <w:rStyle w:val="Hyperlink"/>
@@ -26023,7 +26023,7 @@
         </w:rPr>
         <w:t xml:space="preserve">出處：</w:t>
       </w:r>
-      <w:hyperlink w:history="1" r:id="rIdyquk1pqsm3wucp6kkckuo">
+      <w:hyperlink w:history="1" r:id="rIdeeptj58k5vxf58gi0agrd">
         <w:r>
           <w:rPr>
             <w:rStyle w:val="Hyperlink"/>
@@ -26099,7 +26099,7 @@
         </w:rPr>
         <w:t xml:space="preserve">出處：</w:t>
       </w:r>
-      <w:hyperlink w:history="1" r:id="rIdm_ze-rswh3nbbt70xp_kf">
+      <w:hyperlink w:history="1" r:id="rIdfvuuzpzydk4ssxxmgfe1m">
         <w:r>
           <w:rPr>
             <w:rStyle w:val="Hyperlink"/>
@@ -26175,7 +26175,7 @@
         </w:rPr>
         <w:t xml:space="preserve">出處：</w:t>
       </w:r>
-      <w:hyperlink w:history="1" r:id="rIdcsx8mnwhktwlgmn_njyvq">
+      <w:hyperlink w:history="1" r:id="rIdyxun1hwfxmhjhiudv-2nh">
         <w:r>
           <w:rPr>
             <w:rStyle w:val="Hyperlink"/>
@@ -26251,7 +26251,7 @@
         </w:rPr>
         <w:t xml:space="preserve">出處：</w:t>
       </w:r>
-      <w:hyperlink w:history="1" r:id="rIdpoh3tvpmrz9uptctd4c7k">
+      <w:hyperlink w:history="1" r:id="rIdqueyci5btvia5fokqfrvy">
         <w:r>
           <w:rPr>
             <w:rStyle w:val="Hyperlink"/>
@@ -26327,7 +26327,7 @@
         </w:rPr>
         <w:t xml:space="preserve">出處：</w:t>
       </w:r>
-      <w:hyperlink w:history="1" r:id="rIdyb9purkr-piyfl4txe3tf">
+      <w:hyperlink w:history="1" r:id="rIdyk1wjccqlpygb-d2l2pug">
         <w:r>
           <w:rPr>
             <w:rStyle w:val="Hyperlink"/>
@@ -26403,7 +26403,7 @@
         </w:rPr>
         <w:t xml:space="preserve">出處：</w:t>
       </w:r>
-      <w:hyperlink w:history="1" r:id="rIdtl-0v8pjgz12kh46-ibx0">
+      <w:hyperlink w:history="1" r:id="rIdlsv7sq7fua9btpvrhec_a">
         <w:r>
           <w:rPr>
             <w:rStyle w:val="Hyperlink"/>
@@ -26479,7 +26479,7 @@
         </w:rPr>
         <w:t xml:space="preserve">出處：</w:t>
       </w:r>
-      <w:hyperlink w:history="1" r:id="rIddwlonccp-pgvb0uzaj5tm">
+      <w:hyperlink w:history="1" r:id="rIdjplvakw5_y56yokjns8if">
         <w:r>
           <w:rPr>
             <w:rStyle w:val="Hyperlink"/>
@@ -26555,7 +26555,7 @@
         </w:rPr>
         <w:t xml:space="preserve">出處：</w:t>
       </w:r>
-      <w:hyperlink w:history="1" r:id="rIdxxqrghbnvkk7axu7awk_x">
+      <w:hyperlink w:history="1" r:id="rId-iyx6lz6cz-gykfwuxei8">
         <w:r>
           <w:rPr>
             <w:rStyle w:val="Hyperlink"/>
@@ -26631,7 +26631,7 @@
         </w:rPr>
         <w:t xml:space="preserve">出處：</w:t>
       </w:r>
-      <w:hyperlink w:history="1" r:id="rIdbolkjhzc09mwnlq7slkz_">
+      <w:hyperlink w:history="1" r:id="rIdwv8gssjhptww6cqd2g9-0">
         <w:r>
           <w:rPr>
             <w:rStyle w:val="Hyperlink"/>
@@ -26723,7 +26723,7 @@
         </w:rPr>
         <w:t xml:space="preserve">出處：</w:t>
       </w:r>
-      <w:hyperlink w:history="1" r:id="rId_1lbo6jjmfmx6jvwycf38">
+      <w:hyperlink w:history="1" r:id="rIdompv-pejk5db61xyokcey">
         <w:r>
           <w:rPr>
             <w:rStyle w:val="Hyperlink"/>
@@ -26799,7 +26799,7 @@
         </w:rPr>
         <w:t xml:space="preserve">出處：</w:t>
       </w:r>
-      <w:hyperlink w:history="1" r:id="rIdutqbv2xhv30otn_fu7qgg">
+      <w:hyperlink w:history="1" r:id="rIdahdbbtxeiy92t8inrctqg">
         <w:r>
           <w:rPr>
             <w:rStyle w:val="Hyperlink"/>
@@ -26875,7 +26875,7 @@
         </w:rPr>
         <w:t xml:space="preserve">出處：</w:t>
       </w:r>
-      <w:hyperlink w:history="1" r:id="rIdzer5ga6e8oqooctisd2np">
+      <w:hyperlink w:history="1" r:id="rIdb5hpidwpiz-p266yyakfc">
         <w:r>
           <w:rPr>
             <w:rStyle w:val="Hyperlink"/>
@@ -26951,7 +26951,7 @@
         </w:rPr>
         <w:t xml:space="preserve">出處：</w:t>
       </w:r>
-      <w:hyperlink w:history="1" r:id="rIdrsymdze80xhyeijyata9h">
+      <w:hyperlink w:history="1" r:id="rIdjbznbh5chhphgygfoubfx">
         <w:r>
           <w:rPr>
             <w:rStyle w:val="Hyperlink"/>
@@ -27027,7 +27027,7 @@
         </w:rPr>
         <w:t xml:space="preserve">出處：</w:t>
       </w:r>
-      <w:hyperlink w:history="1" r:id="rIdova16n95_k_9jlwgpysfy">
+      <w:hyperlink w:history="1" r:id="rIdpzkcdm2w-7znsohatj-ym">
         <w:r>
           <w:rPr>
             <w:rStyle w:val="Hyperlink"/>
@@ -27103,7 +27103,7 @@
         </w:rPr>
         <w:t xml:space="preserve">出處：</w:t>
       </w:r>
-      <w:hyperlink w:history="1" r:id="rId5u5vufnl94kcddvvdjjwz">
+      <w:hyperlink w:history="1" r:id="rIdtvlydf0rxq4om4yjlizvf">
         <w:r>
           <w:rPr>
             <w:rStyle w:val="Hyperlink"/>
@@ -27179,7 +27179,7 @@
         </w:rPr>
         <w:t xml:space="preserve">出處：</w:t>
       </w:r>
-      <w:hyperlink w:history="1" r:id="rIdbmj6phhr3pblwiq1wuzp5">
+      <w:hyperlink w:history="1" r:id="rId_klyji9p6hocbqqc1-8bf">
         <w:r>
           <w:rPr>
             <w:rStyle w:val="Hyperlink"/>
@@ -27255,7 +27255,7 @@
         </w:rPr>
         <w:t xml:space="preserve">出處：</w:t>
       </w:r>
-      <w:hyperlink w:history="1" r:id="rId6eudzx1_-irlj15ps4qzg">
+      <w:hyperlink w:history="1" r:id="rIdnfegtgyx7p0c36rjuj5s5">
         <w:r>
           <w:rPr>
             <w:rStyle w:val="Hyperlink"/>
@@ -27331,7 +27331,7 @@
         </w:rPr>
         <w:t xml:space="preserve">出處：</w:t>
       </w:r>
-      <w:hyperlink w:history="1" r:id="rIdkidmufe4bk8huud07p3y-">
+      <w:hyperlink w:history="1" r:id="rIdaa215ei_nsrmv5giyq843">
         <w:r>
           <w:rPr>
             <w:rStyle w:val="Hyperlink"/>
@@ -27407,7 +27407,7 @@
         </w:rPr>
         <w:t xml:space="preserve">出處：</w:t>
       </w:r>
-      <w:hyperlink w:history="1" r:id="rIdlx0w_bnjntu_l4t5gqqdt">
+      <w:hyperlink w:history="1" r:id="rIdfvnvhswcpx_piuvhjmofx">
         <w:r>
           <w:rPr>
             <w:rStyle w:val="Hyperlink"/>
@@ -27483,7 +27483,7 @@
         </w:rPr>
         <w:t xml:space="preserve">出處：</w:t>
       </w:r>
-      <w:hyperlink w:history="1" r:id="rId2kygc0zfcrfy2zfsitinj">
+      <w:hyperlink w:history="1" r:id="rIdo-3ghwbp4wnnhuknn6rrq">
         <w:r>
           <w:rPr>
             <w:rStyle w:val="Hyperlink"/>
@@ -27559,7 +27559,7 @@
         </w:rPr>
         <w:t xml:space="preserve">出處：</w:t>
       </w:r>
-      <w:hyperlink w:history="1" r:id="rIdnintuqo8aopqqnmfqqpnd">
+      <w:hyperlink w:history="1" r:id="rId0b7y0jq_hiuqrhuq588ft">
         <w:r>
           <w:rPr>
             <w:rStyle w:val="Hyperlink"/>
@@ -27635,7 +27635,7 @@
         </w:rPr>
         <w:t xml:space="preserve">出處：</w:t>
       </w:r>
-      <w:hyperlink w:history="1" r:id="rIdntzfqr5qebxza_ekhbwj7">
+      <w:hyperlink w:history="1" r:id="rIdfxeaxhfslhaagodnddgn2">
         <w:r>
           <w:rPr>
             <w:rStyle w:val="Hyperlink"/>
@@ -27711,7 +27711,7 @@
         </w:rPr>
         <w:t xml:space="preserve">出處：</w:t>
       </w:r>
-      <w:hyperlink w:history="1" r:id="rIdk4hxw7fwk8jb2noitikt4">
+      <w:hyperlink w:history="1" r:id="rIdtzifykb0vydvrrbcfuqbm">
         <w:r>
           <w:rPr>
             <w:rStyle w:val="Hyperlink"/>
@@ -27787,7 +27787,7 @@
         </w:rPr>
         <w:t xml:space="preserve">出處：</w:t>
       </w:r>
-      <w:hyperlink w:history="1" r:id="rIdruylash46e1vom3rf84k2">
+      <w:hyperlink w:history="1" r:id="rIdcosnvogmzea0yppfxei_h">
         <w:r>
           <w:rPr>
             <w:rStyle w:val="Hyperlink"/>
@@ -27863,7 +27863,7 @@
         </w:rPr>
         <w:t xml:space="preserve">出處：</w:t>
       </w:r>
-      <w:hyperlink w:history="1" r:id="rIdp0mjwza6b_rffr4tbqgh4">
+      <w:hyperlink w:history="1" r:id="rIdrdb05magat5ib0ip0r4xs">
         <w:r>
           <w:rPr>
             <w:rStyle w:val="Hyperlink"/>
@@ -27939,7 +27939,7 @@
         </w:rPr>
         <w:t xml:space="preserve">出處：</w:t>
       </w:r>
-      <w:hyperlink w:history="1" r:id="rIdxyisgio2ktp1sfm-rf7bu">
+      <w:hyperlink w:history="1" r:id="rIdzfrub86ykwo_sppd5ugar">
         <w:r>
           <w:rPr>
             <w:rStyle w:val="Hyperlink"/>
@@ -28015,7 +28015,7 @@
         </w:rPr>
         <w:t xml:space="preserve">出處：</w:t>
       </w:r>
-      <w:hyperlink w:history="1" r:id="rIdpqeuf7q3rdzj305ashfmp">
+      <w:hyperlink w:history="1" r:id="rId2x53x8q_ai5qhr_fu4b1f">
         <w:r>
           <w:rPr>
             <w:rStyle w:val="Hyperlink"/>
@@ -28091,7 +28091,7 @@
         </w:rPr>
         <w:t xml:space="preserve">出處：</w:t>
       </w:r>
-      <w:hyperlink w:history="1" r:id="rId-zy4x7mbm7vsdbbjnkxry">
+      <w:hyperlink w:history="1" r:id="rIda4mobnmvtmt0bzwedxchg">
         <w:r>
           <w:rPr>
             <w:rStyle w:val="Hyperlink"/>
@@ -28167,7 +28167,7 @@
         </w:rPr>
         <w:t xml:space="preserve">出處：</w:t>
       </w:r>
-      <w:hyperlink w:history="1" r:id="rIdph9a2_y3xnw2yccvymwue">
+      <w:hyperlink w:history="1" r:id="rIdpd6bd_ykfbigedjavkkij">
         <w:r>
           <w:rPr>
             <w:rStyle w:val="Hyperlink"/>
@@ -28243,7 +28243,7 @@
         </w:rPr>
         <w:t xml:space="preserve">出處：</w:t>
       </w:r>
-      <w:hyperlink w:history="1" r:id="rIdzkhsjqrfb8c_6luvfsxgo">
+      <w:hyperlink w:history="1" r:id="rIdgveuh_esvckpf_wbb9zbr">
         <w:r>
           <w:rPr>
             <w:rStyle w:val="Hyperlink"/>
@@ -28319,7 +28319,7 @@
         </w:rPr>
         <w:t xml:space="preserve">出處：</w:t>
       </w:r>
-      <w:hyperlink w:history="1" r:id="rId96vdun38qgtxvcrii83kb">
+      <w:hyperlink w:history="1" r:id="rIdjiey7srop3jo8dacptvxv">
         <w:r>
           <w:rPr>
             <w:rStyle w:val="Hyperlink"/>
@@ -28395,7 +28395,7 @@
         </w:rPr>
         <w:t xml:space="preserve">出處：</w:t>
       </w:r>
-      <w:hyperlink w:history="1" r:id="rId3sfajc6_i_jnquviyp8lu">
+      <w:hyperlink w:history="1" r:id="rId0jdua9dyaufptyosxdbgl">
         <w:r>
           <w:rPr>
             <w:rStyle w:val="Hyperlink"/>
@@ -28471,7 +28471,7 @@
         </w:rPr>
         <w:t xml:space="preserve">出處：</w:t>
       </w:r>
-      <w:hyperlink w:history="1" r:id="rIdc-vl0ow3erin-nfofbxe2">
+      <w:hyperlink w:history="1" r:id="rIdkvc9zxtbewtbodalxtkzz">
         <w:r>
           <w:rPr>
             <w:rStyle w:val="Hyperlink"/>
@@ -28547,7 +28547,7 @@
         </w:rPr>
         <w:t xml:space="preserve">出處：</w:t>
       </w:r>
-      <w:hyperlink w:history="1" r:id="rIdfb2xhd4s92gnvofsj62dm">
+      <w:hyperlink w:history="1" r:id="rId-vrcoh0msffz8sqo_if-w">
         <w:r>
           <w:rPr>
             <w:rStyle w:val="Hyperlink"/>
@@ -28623,7 +28623,7 @@
         </w:rPr>
         <w:t xml:space="preserve">出處：</w:t>
       </w:r>
-      <w:hyperlink w:history="1" r:id="rIdxngoxzt6utudvsmyueflz">
+      <w:hyperlink w:history="1" r:id="rIdqxp6kj8ux-oroc3woavds">
         <w:r>
           <w:rPr>
             <w:rStyle w:val="Hyperlink"/>
@@ -28699,7 +28699,7 @@
         </w:rPr>
         <w:t xml:space="preserve">出處：</w:t>
       </w:r>
-      <w:hyperlink w:history="1" r:id="rIdm8drx8lia-bobf7dowupz">
+      <w:hyperlink w:history="1" r:id="rIdvhtsg3bhh-m4n0jnf839p">
         <w:r>
           <w:rPr>
             <w:rStyle w:val="Hyperlink"/>
@@ -28775,7 +28775,7 @@
         </w:rPr>
         <w:t xml:space="preserve">出處：</w:t>
       </w:r>
-      <w:hyperlink w:history="1" r:id="rIduj5wroehj8p3myhob0hek">
+      <w:hyperlink w:history="1" r:id="rId8br78hcqyf_kygrr89e81">
         <w:r>
           <w:rPr>
             <w:rStyle w:val="Hyperlink"/>
@@ -28851,7 +28851,7 @@
         </w:rPr>
         <w:t xml:space="preserve">出處：</w:t>
       </w:r>
-      <w:hyperlink w:history="1" r:id="rIdrfuctyljbok9pmjnvwhn8">
+      <w:hyperlink w:history="1" r:id="rIdd8cfpsn48a5ndxstirkiy">
         <w:r>
           <w:rPr>
             <w:rStyle w:val="Hyperlink"/>
@@ -28927,7 +28927,7 @@
         </w:rPr>
         <w:t xml:space="preserve">出處：</w:t>
       </w:r>
-      <w:hyperlink w:history="1" r:id="rIdnng5x25jbqecpx8-npskm">
+      <w:hyperlink w:history="1" r:id="rIdgfzyiusza5zvwd33tzjk4">
         <w:r>
           <w:rPr>
             <w:rStyle w:val="Hyperlink"/>
@@ -29003,7 +29003,7 @@
         </w:rPr>
         <w:t xml:space="preserve">出處：</w:t>
       </w:r>
-      <w:hyperlink w:history="1" r:id="rIdcultt9b62fgszpxydtmsk">
+      <w:hyperlink w:history="1" r:id="rIdzzopwvk8f78xpepkehxap">
         <w:r>
           <w:rPr>
             <w:rStyle w:val="Hyperlink"/>
@@ -29079,7 +29079,7 @@
         </w:rPr>
         <w:t xml:space="preserve">出處：</w:t>
       </w:r>
-      <w:hyperlink w:history="1" r:id="rIdl4ilh1upsf7n6e-a61evp">
+      <w:hyperlink w:history="1" r:id="rIdh_4c4jajabqdeh4cryymt">
         <w:r>
           <w:rPr>
             <w:rStyle w:val="Hyperlink"/>
@@ -29155,7 +29155,7 @@
         </w:rPr>
         <w:t xml:space="preserve">出處：</w:t>
       </w:r>
-      <w:hyperlink w:history="1" r:id="rIdkxmsxyg4sn3tsnyt9dxee">
+      <w:hyperlink w:history="1" r:id="rId93kobigkoqqcr7qvqr_ju">
         <w:r>
           <w:rPr>
             <w:rStyle w:val="Hyperlink"/>
@@ -29247,7 +29247,7 @@
         </w:rPr>
         <w:t xml:space="preserve">出處：</w:t>
       </w:r>
-      <w:hyperlink w:history="1" r:id="rIdrrfsqjpolrgleyem11s1w">
+      <w:hyperlink w:history="1" r:id="rIdua2jeu1bvesonvkukpjiq">
         <w:r>
           <w:rPr>
             <w:rStyle w:val="Hyperlink"/>
@@ -29323,7 +29323,7 @@
         </w:rPr>
         <w:t xml:space="preserve">出處：</w:t>
       </w:r>
-      <w:hyperlink w:history="1" r:id="rIdhok4phrplw_enyequgusk">
+      <w:hyperlink w:history="1" r:id="rIdbz1g5oxfokejwbyizg0wp">
         <w:r>
           <w:rPr>
             <w:rStyle w:val="Hyperlink"/>
@@ -29399,7 +29399,7 @@
         </w:rPr>
         <w:t xml:space="preserve">出處：</w:t>
       </w:r>
-      <w:hyperlink w:history="1" r:id="rIdshvakeemvdhxmjteoivux">
+      <w:hyperlink w:history="1" r:id="rIdtgwaqvjraht1bgsgeddvp">
         <w:r>
           <w:rPr>
             <w:rStyle w:val="Hyperlink"/>
@@ -29475,7 +29475,7 @@
         </w:rPr>
         <w:t xml:space="preserve">出處：</w:t>
       </w:r>
-      <w:hyperlink w:history="1" r:id="rIdkknjlhz9fdmrrpsxlgt4z">
+      <w:hyperlink w:history="1" r:id="rId360saxyfrpq27txiif-3r">
         <w:r>
           <w:rPr>
             <w:rStyle w:val="Hyperlink"/>
@@ -29551,7 +29551,7 @@
         </w:rPr>
         <w:t xml:space="preserve">出處：</w:t>
       </w:r>
-      <w:hyperlink w:history="1" r:id="rIdh374psvqxm3nof2eynb_p">
+      <w:hyperlink w:history="1" r:id="rIdjriuufyud6v2i7xfhy-b8">
         <w:r>
           <w:rPr>
             <w:rStyle w:val="Hyperlink"/>
@@ -29627,7 +29627,7 @@
         </w:rPr>
         <w:t xml:space="preserve">出處：</w:t>
       </w:r>
-      <w:hyperlink w:history="1" r:id="rId680r3qs-iewhkfhrfa5lz">
+      <w:hyperlink w:history="1" r:id="rId-w86ow41qj1bngnz8cefe">
         <w:r>
           <w:rPr>
             <w:rStyle w:val="Hyperlink"/>
@@ -29703,7 +29703,7 @@
         </w:rPr>
         <w:t xml:space="preserve">出處：</w:t>
       </w:r>
-      <w:hyperlink w:history="1" r:id="rIdg66ijznqo9czynuiktfu_">
+      <w:hyperlink w:history="1" r:id="rIdd8g7u8a-roie3jenrjzub">
         <w:r>
           <w:rPr>
             <w:rStyle w:val="Hyperlink"/>
@@ -29779,7 +29779,7 @@
         </w:rPr>
         <w:t xml:space="preserve">出處：</w:t>
       </w:r>
-      <w:hyperlink w:history="1" r:id="rId8g6pwxi7cqaattquaithj">
+      <w:hyperlink w:history="1" r:id="rIde_hxwvoy3srrrosvdj9ts">
         <w:r>
           <w:rPr>
             <w:rStyle w:val="Hyperlink"/>
@@ -29855,7 +29855,7 @@
         </w:rPr>
         <w:t xml:space="preserve">出處：</w:t>
       </w:r>
-      <w:hyperlink w:history="1" r:id="rIdwwigvgodw3fnemxjelu0w">
+      <w:hyperlink w:history="1" r:id="rId4bhmiocvty-fzqjhe8n-9">
         <w:r>
           <w:rPr>
             <w:rStyle w:val="Hyperlink"/>
@@ -29931,7 +29931,7 @@
         </w:rPr>
         <w:t xml:space="preserve">出處：</w:t>
       </w:r>
-      <w:hyperlink w:history="1" r:id="rIdln9dqrqmu_gwvpsdq2jub">
+      <w:hyperlink w:history="1" r:id="rIdld41rgmvlm1pukw2hflqb">
         <w:r>
           <w:rPr>
             <w:rStyle w:val="Hyperlink"/>
@@ -30007,7 +30007,7 @@
         </w:rPr>
         <w:t xml:space="preserve">出處：</w:t>
       </w:r>
-      <w:hyperlink w:history="1" r:id="rIde5iv18o--vcwdvclzpizo">
+      <w:hyperlink w:history="1" r:id="rId8f2fdnpxuk84h8bg-gelk">
         <w:r>
           <w:rPr>
             <w:rStyle w:val="Hyperlink"/>
@@ -30083,7 +30083,7 @@
         </w:rPr>
         <w:t xml:space="preserve">出處：</w:t>
       </w:r>
-      <w:hyperlink w:history="1" r:id="rIdfn_jhr3hwkl2btmqokzof">
+      <w:hyperlink w:history="1" r:id="rIdv9szfwogghzlsw1wgrcb0">
         <w:r>
           <w:rPr>
             <w:rStyle w:val="Hyperlink"/>
@@ -30159,7 +30159,7 @@
         </w:rPr>
         <w:t xml:space="preserve">出處：</w:t>
       </w:r>
-      <w:hyperlink w:history="1" r:id="rIdhldjhnxyjwsozffndnl2h">
+      <w:hyperlink w:history="1" r:id="rId0_p_hob_asa1vlynrsioe">
         <w:r>
           <w:rPr>
             <w:rStyle w:val="Hyperlink"/>
@@ -30235,7 +30235,7 @@
         </w:rPr>
         <w:t xml:space="preserve">出處：</w:t>
       </w:r>
-      <w:hyperlink w:history="1" r:id="rIdqapybqo7juluqn5izhpdc">
+      <w:hyperlink w:history="1" r:id="rIdp5akqbznn5jclklwem7if">
         <w:r>
           <w:rPr>
             <w:rStyle w:val="Hyperlink"/>
@@ -30311,7 +30311,7 @@
         </w:rPr>
         <w:t xml:space="preserve">出處：</w:t>
       </w:r>
-      <w:hyperlink w:history="1" r:id="rIdxmesp6ybyfb6lrutrgst3">
+      <w:hyperlink w:history="1" r:id="rId4rl2w3jya5bdvtzy1rrln">
         <w:r>
           <w:rPr>
             <w:rStyle w:val="Hyperlink"/>
@@ -30387,7 +30387,7 @@
         </w:rPr>
         <w:t xml:space="preserve">出處：</w:t>
       </w:r>
-      <w:hyperlink w:history="1" r:id="rIdy4iosaqebi6mdnnx5q599">
+      <w:hyperlink w:history="1" r:id="rIdzqfzrkcrztglgic4zzeq0">
         <w:r>
           <w:rPr>
             <w:rStyle w:val="Hyperlink"/>
@@ -30463,7 +30463,7 @@
         </w:rPr>
         <w:t xml:space="preserve">出處：</w:t>
       </w:r>
-      <w:hyperlink w:history="1" r:id="rIdbh5ycjaehmvljwsbjscgi">
+      <w:hyperlink w:history="1" r:id="rIdfeu7_bmceejuadameq7e_">
         <w:r>
           <w:rPr>
             <w:rStyle w:val="Hyperlink"/>
@@ -30539,7 +30539,7 @@
         </w:rPr>
         <w:t xml:space="preserve">出處：</w:t>
       </w:r>
-      <w:hyperlink w:history="1" r:id="rIdzgsmixrfzlcudzgqqbchp">
+      <w:hyperlink w:history="1" r:id="rIddzkrnurbrd24mjdpeluhw">
         <w:r>
           <w:rPr>
             <w:rStyle w:val="Hyperlink"/>
@@ -30615,7 +30615,7 @@
         </w:rPr>
         <w:t xml:space="preserve">出處：</w:t>
       </w:r>
-      <w:hyperlink w:history="1" r:id="rIdqn9s2xlqpd0garwraqsug">
+      <w:hyperlink w:history="1" r:id="rId23kmcleqt2mrfwamodod8">
         <w:r>
           <w:rPr>
             <w:rStyle w:val="Hyperlink"/>
@@ -30707,7 +30707,7 @@
         </w:rPr>
         <w:t xml:space="preserve">出處：</w:t>
       </w:r>
-      <w:hyperlink w:history="1" r:id="rIdc4oixwjvhqy0fxel3sypv">
+      <w:hyperlink w:history="1" r:id="rId2niee2i6qxlzfbsv0giax">
         <w:r>
           <w:rPr>
             <w:rStyle w:val="Hyperlink"/>
@@ -30783,7 +30783,7 @@
         </w:rPr>
         <w:t xml:space="preserve">出處：</w:t>
       </w:r>
-      <w:hyperlink w:history="1" r:id="rIdubb7wwof0kzzcc9kn9wog">
+      <w:hyperlink w:history="1" r:id="rId_y461hrwvmvmw_hsfxqd4">
         <w:r>
           <w:rPr>
             <w:rStyle w:val="Hyperlink"/>
@@ -30859,7 +30859,7 @@
         </w:rPr>
         <w:t xml:space="preserve">出處：</w:t>
       </w:r>
-      <w:hyperlink w:history="1" r:id="rIdfb0bsncqriochlnnlp5th">
+      <w:hyperlink w:history="1" r:id="rId8ownsyjb2kr1paqadqr7c">
         <w:r>
           <w:rPr>
             <w:rStyle w:val="Hyperlink"/>
@@ -30935,7 +30935,7 @@
         </w:rPr>
         <w:t xml:space="preserve">出處：</w:t>
       </w:r>
-      <w:hyperlink w:history="1" r:id="rId_suglqln4z7fhrg6ryjig">
+      <w:hyperlink w:history="1" r:id="rIdqxfvq84ol8baavdhxefew">
         <w:r>
           <w:rPr>
             <w:rStyle w:val="Hyperlink"/>
@@ -31011,7 +31011,7 @@
         </w:rPr>
         <w:t xml:space="preserve">出處：</w:t>
       </w:r>
-      <w:hyperlink w:history="1" r:id="rId9geg7rul9gsvxhafov6bu">
+      <w:hyperlink w:history="1" r:id="rId7woq_j9m1jfyy-4uvmo1r">
         <w:r>
           <w:rPr>
             <w:rStyle w:val="Hyperlink"/>
@@ -31087,7 +31087,7 @@
         </w:rPr>
         <w:t xml:space="preserve">出處：</w:t>
       </w:r>
-      <w:hyperlink w:history="1" r:id="rId79msycfqm51fxneupmedy">
+      <w:hyperlink w:history="1" r:id="rIdm0p2bbhl3gzv8uhlwvrwa">
         <w:r>
           <w:rPr>
             <w:rStyle w:val="Hyperlink"/>
@@ -31163,7 +31163,7 @@
         </w:rPr>
         <w:t xml:space="preserve">出處：</w:t>
       </w:r>
-      <w:hyperlink w:history="1" r:id="rIdigkgumsevepfoaeaeagpk">
+      <w:hyperlink w:history="1" r:id="rIdg86ptycefpjkenvuoen7o">
         <w:r>
           <w:rPr>
             <w:rStyle w:val="Hyperlink"/>
@@ -31239,7 +31239,7 @@
         </w:rPr>
         <w:t xml:space="preserve">出處：</w:t>
       </w:r>
-      <w:hyperlink w:history="1" r:id="rIdkzjh0zlw_uogmyf8xytjr">
+      <w:hyperlink w:history="1" r:id="rId2stzuxofg1u80ksnjjswn">
         <w:r>
           <w:rPr>
             <w:rStyle w:val="Hyperlink"/>
@@ -31315,7 +31315,7 @@
         </w:rPr>
         <w:t xml:space="preserve">出處：</w:t>
       </w:r>
-      <w:hyperlink w:history="1" r:id="rIdvwyvmgbbvbnxgccnmxosz">
+      <w:hyperlink w:history="1" r:id="rIdz_pduhlsg9gqrmrkzwyih">
         <w:r>
           <w:rPr>
             <w:rStyle w:val="Hyperlink"/>
@@ -31391,7 +31391,7 @@
         </w:rPr>
         <w:t xml:space="preserve">出處：</w:t>
       </w:r>
-      <w:hyperlink w:history="1" r:id="rIdziq2jeu96tvf6zg8ivbk3">
+      <w:hyperlink w:history="1" r:id="rIdfji7gqxe_fbg1nfirb7py">
         <w:r>
           <w:rPr>
             <w:rStyle w:val="Hyperlink"/>
@@ -31467,7 +31467,7 @@
         </w:rPr>
         <w:t xml:space="preserve">出處：</w:t>
       </w:r>
-      <w:hyperlink w:history="1" r:id="rId_bqfxyuc1cgttnfanjaib">
+      <w:hyperlink w:history="1" r:id="rIdcitpdc35bcdymqw58a6f5">
         <w:r>
           <w:rPr>
             <w:rStyle w:val="Hyperlink"/>
@@ -31543,7 +31543,7 @@
         </w:rPr>
         <w:t xml:space="preserve">出處：</w:t>
       </w:r>
-      <w:hyperlink w:history="1" r:id="rIdkp-rpafvlsgmz64f3-khk">
+      <w:hyperlink w:history="1" r:id="rIdkl-tmsqpaqxhb7zcfxxg_">
         <w:r>
           <w:rPr>
             <w:rStyle w:val="Hyperlink"/>
@@ -31619,7 +31619,7 @@
         </w:rPr>
         <w:t xml:space="preserve">出處：</w:t>
       </w:r>
-      <w:hyperlink w:history="1" r:id="rIdco24y7sabubxdteza5ie9">
+      <w:hyperlink w:history="1" r:id="rIdkxyozgbfar7vvduccvva5">
         <w:r>
           <w:rPr>
             <w:rStyle w:val="Hyperlink"/>
@@ -31695,7 +31695,7 @@
         </w:rPr>
         <w:t xml:space="preserve">出處：</w:t>
       </w:r>
-      <w:hyperlink w:history="1" r:id="rIdv-lavmrzmwyavkdjopiym">
+      <w:hyperlink w:history="1" r:id="rIdc8zrggcmhzv4xqpfco3s5">
         <w:r>
           <w:rPr>
             <w:rStyle w:val="Hyperlink"/>
@@ -31771,7 +31771,7 @@
         </w:rPr>
         <w:t xml:space="preserve">出處：</w:t>
       </w:r>
-      <w:hyperlink w:history="1" r:id="rIdkf8fuvrbpsjje0zszwizi">
+      <w:hyperlink w:history="1" r:id="rIdzudxdvmmhhmngyud9u_xr">
         <w:r>
           <w:rPr>
             <w:rStyle w:val="Hyperlink"/>
@@ -31847,7 +31847,7 @@
         </w:rPr>
         <w:t xml:space="preserve">出處：</w:t>
       </w:r>
-      <w:hyperlink w:history="1" r:id="rIda3dpylhfg6mau4wmhiaik">
+      <w:hyperlink w:history="1" r:id="rIds6ucdx-o51xwc4comvws-">
         <w:r>
           <w:rPr>
             <w:rStyle w:val="Hyperlink"/>
@@ -31923,7 +31923,7 @@
         </w:rPr>
         <w:t xml:space="preserve">出處：</w:t>
       </w:r>
-      <w:hyperlink w:history="1" r:id="rIdrcsvwasxmcvlfygn4bfx8">
+      <w:hyperlink w:history="1" r:id="rIdjagy0vwuy1sasfkzfmz-2">
         <w:r>
           <w:rPr>
             <w:rStyle w:val="Hyperlink"/>
